--- a/Anurag_CP_Frontend_Developer_Resume.docx
+++ b/Anurag_CP_Frontend_Developer_Resume.docx
@@ -6,13 +6,18 @@
       <w:pPr>
         <w:spacing w:after="20"/>
         <w:jc w:val="center"/>
-      </w:pPr>
-      <w:r>
         <w:rPr>
           <w:smallCaps/>
           <w:sz w:val="48"/>
           <w:szCs w:val="48"/>
         </w:rPr>
+      </w:pPr>
+      <w:r>
+        <w:rPr>
+          <w:smallCaps/>
+          <w:sz w:val="48"/>
+          <w:szCs w:val="48"/>
+        </w:rPr>
         <w:t>Anurag C P</w:t>
       </w:r>
     </w:p>
@@ -20,6 +25,10 @@
       <w:pPr>
         <w:spacing w:after="20"/>
         <w:jc w:val="center"/>
+        <w:rPr>
+          <w:sz w:val="20"/>
+          <w:szCs w:val="20"/>
+        </w:rPr>
       </w:pPr>
       <w:r>
         <w:rPr>
@@ -48,20 +57,12 @@
         <w:jc w:val="center"/>
       </w:pPr>
       <w:r>
-        <w:t>+91-</w:t>
-      </w:r>
-      <w:proofErr w:type="gramStart"/>
-      <w:r>
-        <w:t>8606369544  |</w:t>
-      </w:r>
-      <w:proofErr w:type="gramEnd"/>
-      <w:r>
-        <w:t xml:space="preserve">  </w:t>
+        <w:t xml:space="preserve">+91-8606369544  |  </w:t>
       </w:r>
       <w:hyperlink r:id="rId5" w:history="1">
         <w:r>
           <w:rPr>
-            <w:rStyle w:val="Hyperlink"/>
+            <w:u w:val="single"/>
           </w:rPr>
           <w:t>anurag.acp147@gmail.com</w:t>
         </w:r>
@@ -72,7 +73,7 @@
       <w:hyperlink r:id="rId6" w:history="1">
         <w:r>
           <w:rPr>
-            <w:rStyle w:val="Hyperlink"/>
+            <w:u w:val="single"/>
           </w:rPr>
           <w:t>LinkedIn</w:t>
         </w:r>
@@ -83,7 +84,7 @@
       <w:hyperlink r:id="rId7" w:history="1">
         <w:r>
           <w:rPr>
-            <w:rStyle w:val="Hyperlink"/>
+            <w:u w:val="single"/>
           </w:rPr>
           <w:t>GitHub</w:t>
         </w:r>
@@ -94,7 +95,7 @@
       <w:hyperlink r:id="rId8" w:history="1">
         <w:r>
           <w:rPr>
-            <w:rStyle w:val="Hyperlink"/>
+            <w:u w:val="single"/>
           </w:rPr>
           <w:t>Portfolio</w:t>
         </w:r>
@@ -106,7 +107,7 @@
         <w:pBdr>
           <w:bottom w:val="single" w:sz="6" w:space="1" w:color="000000"/>
         </w:pBdr>
-        <w:spacing w:before="50" w:after="15"/>
+        <w:spacing w:before="90" w:after="30"/>
       </w:pPr>
       <w:r>
         <w:rPr>
@@ -118,11 +119,19 @@
     </w:p>
     <w:p>
       <w:pPr>
-        <w:spacing w:before="30" w:line="240" w:lineRule="auto"/>
+        <w:spacing w:before="40"/>
         <w:jc w:val="both"/>
-      </w:pPr>
-      <w:r>
-        <w:t>Recent Computer Science graduate who enjoys turning ideas into interfaces people actually like using. Trained in Java full stack development (Core Java, Spring, Hibernate, SQL) but most drawn to the front end — building responsive UIs with React, JavaScript, HTML5, and CSS3, and using AI tools like Cursor and Claude AI to move faster. Looking for a Frontend Developer role where I can keep building interfaces that feel good to use.</w:t>
+        <w:rPr>
+          <w:sz w:val="20"/>
+          <w:szCs w:val="20"/>
+        </w:rPr>
+      </w:pPr>
+      <w:r>
+        <w:rPr>
+          <w:sz w:val="20"/>
+          <w:szCs w:val="20"/>
+        </w:rPr>
+        <w:t>Computer Science graduate who likes building interfaces that feel fast, clear and easy to use. I build responsive React apps with Tailwind CSS, from a drag-and-drop Kanban dashboard to a mobile-first food-ordering app and a storefront connected to a Spring Boot API with JWT login. Java full stack training (Spring Boot, Hibernate, SQL) helps me work smoothly with backend APIs. Looking for a Frontend Developer role to write clean components and keep growing.</w:t>
       </w:r>
     </w:p>
     <w:p>
@@ -131,7 +140,7 @@
         <w:pBdr>
           <w:bottom w:val="single" w:sz="6" w:space="1" w:color="000000"/>
         </w:pBdr>
-        <w:spacing w:before="50" w:after="15"/>
+        <w:spacing w:before="90" w:after="30"/>
       </w:pPr>
       <w:r>
         <w:rPr>
@@ -147,7 +156,7 @@
         <w:tabs>
           <w:tab w:val="right" w:pos="10466"/>
         </w:tabs>
-        <w:spacing w:before="30"/>
+        <w:spacing w:before="40"/>
       </w:pPr>
       <w:r>
         <w:rPr>
@@ -164,7 +173,7 @@
           <w:bCs/>
         </w:rPr>
         <w:tab/>
-        <w:t>June 2022-April 2026</w:t>
+        <w:t>June 2022 – April 2026</w:t>
       </w:r>
     </w:p>
     <w:p>
@@ -175,7 +184,7 @@
           <w:sz w:val="18"/>
           <w:szCs w:val="18"/>
         </w:rPr>
-        <w:t>Bachelor of Technology (BE) in Computer Science, APJ Abdul Kalam Technological University (KTU)</w:t>
+        <w:t>Bachelor of Technology (B.Tech) in Computer Science, APJ Abdul Kalam Technological University (KTU)</w:t>
       </w:r>
     </w:p>
     <w:p>
@@ -184,7 +193,7 @@
         <w:pBdr>
           <w:bottom w:val="single" w:sz="6" w:space="1" w:color="000000"/>
         </w:pBdr>
-        <w:spacing w:before="50" w:after="15"/>
+        <w:spacing w:before="90" w:after="30"/>
       </w:pPr>
       <w:r>
         <w:rPr>
@@ -196,107 +205,141 @@
     </w:p>
     <w:p>
       <w:pPr>
-        <w:spacing w:line="240" w:lineRule="auto"/>
+        <w:rPr>
+          <w:sz w:val="20"/>
+          <w:szCs w:val="20"/>
+        </w:rPr>
       </w:pPr>
       <w:r>
         <w:rPr>
           <w:b/>
           <w:bCs/>
-        </w:rPr>
-        <w:t xml:space="preserve">Languages: </w:t>
-      </w:r>
-      <w:r>
-        <w:t>JavaScript, HTML5, CSS3, SQL, Java, Python</w:t>
-      </w:r>
-    </w:p>
-    <w:p>
-      <w:pPr>
-        <w:spacing w:line="240" w:lineRule="auto"/>
-      </w:pPr>
+          <w:sz w:val="20"/>
+          <w:szCs w:val="20"/>
+        </w:rPr>
+        <w:t>Languages:</w:t>
+      </w:r>
+      <w:r>
+        <w:rPr>
+          <w:sz w:val="20"/>
+          <w:szCs w:val="20"/>
+        </w:rPr>
+        <w:t xml:space="preserve"> JavaScript (ES6+), HTML5, CSS3, SQL, Java, Python</w:t>
+      </w:r>
+      <w:r>
+        <w:rPr>
+          <w:sz w:val="20"/>
+          <w:szCs w:val="20"/>
+        </w:rPr>
+        <w:br/>
+      </w:r>
       <w:r>
         <w:rPr>
           <w:b/>
           <w:bCs/>
-        </w:rPr>
-        <w:t xml:space="preserve">Frontend &amp; UI: </w:t>
-      </w:r>
-      <w:r>
-        <w:t>React, Bootstrap, Responsive Design, Vite, DOM Manipulation</w:t>
-      </w:r>
-    </w:p>
-    <w:p>
-      <w:pPr>
-        <w:spacing w:line="240" w:lineRule="auto"/>
-      </w:pPr>
+          <w:sz w:val="20"/>
+          <w:szCs w:val="20"/>
+        </w:rPr>
+        <w:t>Frontend &amp; UI:</w:t>
+      </w:r>
+      <w:r>
+        <w:rPr>
+          <w:sz w:val="20"/>
+          <w:szCs w:val="20"/>
+        </w:rPr>
+        <w:t xml:space="preserve"> React (Hooks), Tailwind CSS, Bootstrap, Responsive Design, Vite, DOM Manipulation, Semantic HTML</w:t>
+      </w:r>
+      <w:r>
+        <w:rPr>
+          <w:sz w:val="20"/>
+          <w:szCs w:val="20"/>
+        </w:rPr>
+        <w:br/>
+      </w:r>
       <w:r>
         <w:rPr>
           <w:b/>
           <w:bCs/>
-        </w:rPr>
-        <w:t xml:space="preserve">Backend &amp; Databases (Full-Stack Exposure): </w:t>
-      </w:r>
-      <w:r>
-        <w:t>Spring Boot, RESTful APIs, PostgreSQL, MongoDB, MySQL</w:t>
-      </w:r>
-    </w:p>
-    <w:p>
-      <w:pPr>
-        <w:spacing w:line="240" w:lineRule="auto"/>
-      </w:pPr>
+          <w:sz w:val="20"/>
+          <w:szCs w:val="20"/>
+        </w:rPr>
+        <w:t>Libraries &amp; APIs:</w:t>
+      </w:r>
+      <w:r>
+        <w:rPr>
+          <w:sz w:val="20"/>
+          <w:szCs w:val="20"/>
+        </w:rPr>
+        <w:t xml:space="preserve"> Axios, REST API Integration, JWT Auth Flow, Firebase Auth, Recharts, @dnd-kit, localStorage</w:t>
+      </w:r>
+      <w:r>
+        <w:rPr>
+          <w:sz w:val="20"/>
+          <w:szCs w:val="20"/>
+        </w:rPr>
+        <w:br/>
+      </w:r>
       <w:r>
         <w:rPr>
           <w:b/>
           <w:bCs/>
-        </w:rPr>
-        <w:t xml:space="preserve">Tools &amp; IDEs: </w:t>
-      </w:r>
-      <w:r>
-        <w:t>Git, GitHub, VS Code, IntelliJ IDEA, PyCharm, Maven, JSON</w:t>
-      </w:r>
-    </w:p>
-    <w:p>
-      <w:pPr>
-        <w:spacing w:line="240" w:lineRule="auto"/>
-      </w:pPr>
+          <w:sz w:val="20"/>
+          <w:szCs w:val="20"/>
+        </w:rPr>
+        <w:t>Backend &amp; Databases (Full-Stack Exposure):</w:t>
+      </w:r>
+      <w:r>
+        <w:rPr>
+          <w:sz w:val="20"/>
+          <w:szCs w:val="20"/>
+        </w:rPr>
+        <w:t xml:space="preserve"> Spring Boot, RESTful APIs, PostgreSQL, MySQL, MongoDB</w:t>
+      </w:r>
+      <w:r>
+        <w:rPr>
+          <w:sz w:val="20"/>
+          <w:szCs w:val="20"/>
+        </w:rPr>
+        <w:br/>
+      </w:r>
       <w:r>
         <w:rPr>
           <w:b/>
           <w:bCs/>
-        </w:rPr>
-        <w:t xml:space="preserve">AI-Assisted Development: </w:t>
-      </w:r>
-      <w:r>
-        <w:t>Cursor AI, Claude AI, Prompt Engineering</w:t>
-      </w:r>
-    </w:p>
-    <w:p>
-      <w:pPr>
-        <w:spacing w:line="240" w:lineRule="auto"/>
-      </w:pPr>
+          <w:sz w:val="20"/>
+          <w:szCs w:val="20"/>
+        </w:rPr>
+        <w:t>Tools:</w:t>
+      </w:r>
+      <w:r>
+        <w:rPr>
+          <w:sz w:val="20"/>
+          <w:szCs w:val="20"/>
+        </w:rPr>
+        <w:t xml:space="preserve"> Git, GitHub, npm, VS Code, IntelliJ IDEA, Postman, Cursor AI, Claude AI</w:t>
+      </w:r>
+      <w:r>
+        <w:rPr>
+          <w:sz w:val="20"/>
+          <w:szCs w:val="20"/>
+        </w:rPr>
+        <w:br/>
+      </w:r>
       <w:r>
         <w:rPr>
           <w:b/>
           <w:bCs/>
-        </w:rPr>
-        <w:t xml:space="preserve">Concepts: </w:t>
-      </w:r>
-      <w:r>
-        <w:t>Full-Stack Web Development, Object-Oriented Programming, REST Principles, Role-Based Authentication</w:t>
-      </w:r>
-    </w:p>
-    <w:p>
-      <w:pPr>
-        <w:spacing w:line="240" w:lineRule="auto"/>
-      </w:pPr>
-      <w:r>
-        <w:rPr>
-          <w:b/>
-          <w:bCs/>
-        </w:rPr>
-        <w:t xml:space="preserve">Professional Skills: </w:t>
-      </w:r>
-      <w:r>
-        <w:t>Problem Solving, Active Listening, Team Collaboration, Communication, Event Coordination</w:t>
+          <w:sz w:val="20"/>
+          <w:szCs w:val="20"/>
+        </w:rPr>
+        <w:t>Concepts:</w:t>
+      </w:r>
+      <w:r>
+        <w:rPr>
+          <w:sz w:val="20"/>
+          <w:szCs w:val="20"/>
+        </w:rPr>
+        <w:t xml:space="preserve"> Component-Based Architecture, State Management, REST Principles, Role-Based Access, Debounced Search</w:t>
       </w:r>
     </w:p>
     <w:p>
@@ -305,7 +348,7 @@
         <w:pBdr>
           <w:bottom w:val="single" w:sz="6" w:space="1" w:color="000000"/>
         </w:pBdr>
-        <w:spacing w:before="50" w:after="15"/>
+        <w:spacing w:before="90" w:after="30"/>
       </w:pPr>
       <w:r>
         <w:rPr>
@@ -321,7 +364,8 @@
         <w:tabs>
           <w:tab w:val="right" w:pos="10466"/>
         </w:tabs>
-        <w:spacing w:before="45"/>
+        <w:spacing w:before="60"/>
+        <w:jc w:val="both"/>
       </w:pPr>
       <w:r>
         <w:rPr>
@@ -331,15 +375,431 @@
           <w:szCs w:val="21"/>
           <w:u w:val="single"/>
         </w:rPr>
-        <w:t>College Bus Seat Reservation System</w:t>
-      </w:r>
+        <w:t>Khana – Food Delivery App (Mobile-First React Prototype)</w:t>
+      </w:r>
+    </w:p>
+    <w:p>
+      <w:pPr>
+        <w:pStyle w:val="ListParagraph"/>
+        <w:keepNext/>
+        <w:numPr>
+          <w:ilvl w:val="0"/>
+          <w:numId w:val="19"/>
+        </w:numPr>
+        <w:tabs>
+          <w:tab w:val="right" w:pos="10466"/>
+        </w:tabs>
+        <w:spacing w:before="60"/>
+        <w:jc w:val="both"/>
+      </w:pPr>
+      <w:r>
+        <w:rPr>
+          <w:rFonts w:eastAsia="Times New Roman" w:cs="Times New Roman"/>
+        </w:rPr>
+        <w:t>Built a mobile-first food-ordering app in React where customers browse kitchens, build a cart and get a live bill with coupon, delivery fee and GST.</w:t>
+      </w:r>
+    </w:p>
+    <w:p>
+      <w:pPr>
+        <w:pStyle w:val="ListParagraph"/>
+        <w:keepNext/>
+        <w:numPr>
+          <w:ilvl w:val="0"/>
+          <w:numId w:val="19"/>
+        </w:numPr>
+        <w:tabs>
+          <w:tab w:val="right" w:pos="10466"/>
+        </w:tabs>
+        <w:spacing w:before="60"/>
+        <w:jc w:val="both"/>
+      </w:pPr>
+      <w:r>
+        <w:rPr>
+          <w:rFonts w:eastAsia="Times New Roman" w:cs="Times New Roman"/>
+        </w:rPr>
+        <w:t>Generated downloadable PDF bills in the browser from the saved order, and integrated Firebase Google sign-in.</w:t>
+      </w:r>
+    </w:p>
+    <w:p>
+      <w:pPr>
+        <w:pStyle w:val="ListParagraph"/>
+        <w:keepNext/>
+        <w:numPr>
+          <w:ilvl w:val="0"/>
+          <w:numId w:val="19"/>
+        </w:numPr>
+        <w:tabs>
+          <w:tab w:val="right" w:pos="10466"/>
+        </w:tabs>
+        <w:spacing w:before="60"/>
+        <w:jc w:val="both"/>
+      </w:pPr>
+      <w:r>
+        <w:rPr>
+          <w:rFonts w:eastAsia="Times New Roman" w:cs="Times New Roman"/>
+        </w:rPr>
+        <w:t>Designed a receipt-inspired responsive UI with 44px touch targets, reduced-motion support and accessible labels.</w:t>
+      </w:r>
+    </w:p>
+    <w:p>
+      <w:pPr>
+        <w:keepNext/>
+        <w:numPr>
+          <w:ilvl w:val="0"/>
+          <w:numId w:val="15"/>
+        </w:numPr>
+        <w:tabs>
+          <w:tab w:val="right" w:pos="10466"/>
+        </w:tabs>
+        <w:spacing w:before="60"/>
+        <w:jc w:val="both"/>
+        <w:rPr>
+          <w:i/>
+          <w:iCs/>
+        </w:rPr>
+      </w:pPr>
+      <w:r>
+        <w:rPr>
+          <w:i/>
+          <w:iCs/>
+        </w:rPr>
+        <w:t>Technologies: React, Vite, Tailwind CSS, Firebase Authentication, JavaScript, HTML5, CSS3.</w:t>
+      </w:r>
+    </w:p>
+    <w:p>
+      <w:pPr>
+        <w:keepNext/>
+        <w:tabs>
+          <w:tab w:val="right" w:pos="10466"/>
+        </w:tabs>
+        <w:spacing w:before="60"/>
+        <w:ind w:left="720"/>
+        <w:jc w:val="both"/>
+        <w:rPr>
+          <w:i/>
+          <w:iCs/>
+        </w:rPr>
+      </w:pPr>
+    </w:p>
+    <w:p>
+      <w:pPr>
+        <w:keepNext/>
+        <w:tabs>
+          <w:tab w:val="right" w:pos="10466"/>
+        </w:tabs>
+        <w:spacing w:before="60"/>
+        <w:jc w:val="both"/>
+      </w:pPr>
       <w:r>
         <w:rPr>
           <w:b/>
           <w:bCs/>
+          <w:sz w:val="21"/>
+          <w:szCs w:val="21"/>
+          <w:u w:val="single"/>
+        </w:rPr>
+        <w:t>TaskFlow – Kanban Project Dashboard</w:t>
+      </w:r>
+    </w:p>
+    <w:p>
+      <w:pPr>
+        <w:pStyle w:val="ListParagraph"/>
+        <w:keepNext/>
+        <w:numPr>
+          <w:ilvl w:val="0"/>
+          <w:numId w:val="17"/>
+        </w:numPr>
+        <w:tabs>
+          <w:tab w:val="right" w:pos="10466"/>
+        </w:tabs>
+        <w:spacing w:before="60"/>
+        <w:jc w:val="both"/>
+      </w:pPr>
+      <w:r>
+        <w:rPr>
+          <w:rFonts w:eastAsia="Times New Roman" w:cs="Times New Roman"/>
+        </w:rPr>
+        <w:t>Built a Kanban dashboard in React where tasks drag between 4 workflow stages (@dnd-kit) and update the analytics charts instantly.</w:t>
+      </w:r>
+    </w:p>
+    <w:p>
+      <w:pPr>
+        <w:numPr>
+          <w:ilvl w:val="0"/>
+          <w:numId w:val="17"/>
+        </w:numPr>
+        <w:spacing w:before="100" w:beforeAutospacing="1" w:after="100" w:afterAutospacing="1" w:line="240" w:lineRule="auto"/>
+        <w:rPr>
+          <w:rFonts w:eastAsia="Times New Roman" w:cs="Times New Roman"/>
+        </w:rPr>
+      </w:pPr>
+      <w:r>
+        <w:rPr>
+          <w:rFonts w:eastAsia="Times New Roman" w:cs="Times New Roman"/>
+        </w:rPr>
+        <w:t>Implemented debounced search, priority filters and sorting, with custom hooks (</w:t>
+      </w:r>
+      <w:proofErr w:type="spellStart"/>
+      <w:r>
+        <w:rPr>
+          <w:rFonts w:eastAsia="Times New Roman" w:cs="Courier New"/>
+        </w:rPr>
+        <w:t>useDebouncedValue</w:t>
+      </w:r>
+      <w:proofErr w:type="spellEnd"/>
+      <w:r>
+        <w:rPr>
+          <w:rFonts w:eastAsia="Times New Roman" w:cs="Courier New"/>
+        </w:rPr>
+        <w:t xml:space="preserve"> </w:t>
+      </w:r>
+      <w:r>
+        <w:rPr>
+          <w:rFonts w:eastAsia="Times New Roman" w:cs="Times New Roman"/>
+        </w:rPr>
+        <w:t xml:space="preserve">, </w:t>
+      </w:r>
+      <w:proofErr w:type="spellStart"/>
+      <w:r>
+        <w:rPr>
+          <w:rFonts w:eastAsia="Times New Roman" w:cs="Courier New"/>
+        </w:rPr>
+        <w:t>useLocalStorage</w:t>
+      </w:r>
+      <w:proofErr w:type="spellEnd"/>
+      <w:r>
+        <w:rPr>
+          <w:rFonts w:eastAsia="Times New Roman" w:cs="Times New Roman"/>
+        </w:rPr>
+        <w:t>) saving tasks and the light/dark theme.</w:t>
+      </w:r>
+    </w:p>
+    <w:p>
+      <w:pPr>
+        <w:numPr>
+          <w:ilvl w:val="0"/>
+          <w:numId w:val="17"/>
+        </w:numPr>
+        <w:spacing w:before="100" w:beforeAutospacing="1" w:after="100" w:afterAutospacing="1" w:line="240" w:lineRule="auto"/>
+        <w:rPr>
+          <w:rFonts w:eastAsia="Times New Roman" w:cs="Times New Roman"/>
+        </w:rPr>
+      </w:pPr>
+      <w:r>
+        <w:rPr>
+          <w:rFonts w:eastAsia="Times New Roman" w:cs="Times New Roman"/>
+        </w:rPr>
+        <w:t>Created a responsive analytics view with Recharts showing total, completed and overdue tasks, plus charts by priority and stage.</w:t>
+      </w:r>
+    </w:p>
+    <w:p>
+      <w:pPr>
+        <w:numPr>
+          <w:ilvl w:val="0"/>
+          <w:numId w:val="17"/>
+        </w:numPr>
+        <w:spacing w:before="100" w:beforeAutospacing="1" w:after="100" w:afterAutospacing="1" w:line="240" w:lineRule="auto"/>
+        <w:rPr>
+          <w:rFonts w:eastAsia="Times New Roman" w:cs="Times New Roman"/>
+        </w:rPr>
+      </w:pPr>
+      <w:r>
+        <w:rPr>
+          <w:i/>
+          <w:iCs/>
+        </w:rPr>
+        <w:t>Technologies: React, JavaScript, Tailwind CSS, Vite, @dnd-kit, Recharts, localStorage.</w:t>
+      </w:r>
+    </w:p>
+    <w:p>
+      <w:pPr>
+        <w:keepNext/>
+        <w:tabs>
+          <w:tab w:val="right" w:pos="10466"/>
+        </w:tabs>
+        <w:spacing w:before="60"/>
+        <w:jc w:val="both"/>
+      </w:pPr>
+      <w:r>
+        <w:rPr>
+          <w:b/>
+          <w:bCs/>
+          <w:sz w:val="21"/>
+          <w:szCs w:val="21"/>
+          <w:u w:val="single"/>
+        </w:rPr>
+        <w:t>StockSync – E-Commerce Storefront (React + Spring Boot)</w:t>
+      </w:r>
+    </w:p>
+    <w:p>
+      <w:pPr>
+        <w:keepNext/>
+        <w:numPr>
+          <w:ilvl w:val="0"/>
+          <w:numId w:val="14"/>
+        </w:numPr>
+        <w:tabs>
+          <w:tab w:val="right" w:pos="10466"/>
+        </w:tabs>
+        <w:spacing w:before="60"/>
+        <w:jc w:val="both"/>
+      </w:pPr>
+      <w:r>
+        <w:t>Built a full-stack e-commerce app with a React storefront and a Spring Boot REST API covering product browsing, registration and login, and order placement.</w:t>
+      </w:r>
+    </w:p>
+    <w:p>
+      <w:pPr>
+        <w:keepNext/>
+        <w:numPr>
+          <w:ilvl w:val="0"/>
+          <w:numId w:val="14"/>
+        </w:numPr>
+        <w:tabs>
+          <w:tab w:val="right" w:pos="10466"/>
+        </w:tabs>
+        <w:spacing w:before="60"/>
+        <w:jc w:val="both"/>
+      </w:pPr>
+      <w:r>
+        <w:t>Implemented transactional order placement with PostgreSQL and optimistic locking (versioned stock updates) to detect conflicting purchases and prevent overselling.</w:t>
+      </w:r>
+    </w:p>
+    <w:p>
+      <w:pPr>
+        <w:keepNext/>
+        <w:numPr>
+          <w:ilvl w:val="0"/>
+          <w:numId w:val="14"/>
+        </w:numPr>
+        <w:tabs>
+          <w:tab w:val="right" w:pos="10466"/>
+        </w:tabs>
+        <w:spacing w:before="60"/>
+        <w:jc w:val="both"/>
+      </w:pPr>
+      <w:r>
+        <w:t xml:space="preserve">Secured the API with Spring Security, stateless JWT authentication and </w:t>
+      </w:r>
+      <w:proofErr w:type="spellStart"/>
+      <w:r>
+        <w:t>BCrypt</w:t>
+      </w:r>
+      <w:proofErr w:type="spellEnd"/>
+      <w:r>
+        <w:t xml:space="preserve"> password hashing; cached the product </w:t>
+      </w:r>
+      <w:proofErr w:type="spellStart"/>
+      <w:r>
+        <w:t>catalog</w:t>
+      </w:r>
+      <w:proofErr w:type="spellEnd"/>
+      <w:r>
+        <w:t xml:space="preserve"> in Redis and containerized the stack with Docker Compose.</w:t>
+      </w:r>
+    </w:p>
+    <w:p>
+      <w:pPr>
+        <w:keepNext/>
+        <w:numPr>
+          <w:ilvl w:val="0"/>
+          <w:numId w:val="14"/>
+        </w:numPr>
+        <w:tabs>
+          <w:tab w:val="right" w:pos="10466"/>
+        </w:tabs>
+        <w:spacing w:before="60"/>
+        <w:jc w:val="both"/>
+        <w:rPr>
+          <w:i/>
+          <w:iCs/>
+        </w:rPr>
+      </w:pPr>
+      <w:r>
+        <w:rPr>
+          <w:i/>
+          <w:iCs/>
+        </w:rPr>
+        <w:t>Technologies: Java 21, Spring Boot, Spring Security, Spring Data JPA, React, Tailwind CSS, PostgreSQL, Redis, Docker, JWT</w:t>
+      </w:r>
+    </w:p>
+    <w:p>
+      <w:pPr>
+        <w:keepNext/>
+        <w:tabs>
+          <w:tab w:val="right" w:pos="10466"/>
+        </w:tabs>
+        <w:spacing w:before="60"/>
+        <w:ind w:left="720"/>
+        <w:jc w:val="both"/>
+        <w:rPr>
+          <w:i/>
+          <w:iCs/>
+        </w:rPr>
+      </w:pPr>
+    </w:p>
+    <w:p>
+      <w:pPr>
+        <w:keepNext/>
+        <w:pBdr>
+          <w:bottom w:val="single" w:sz="6" w:space="1" w:color="000000"/>
+        </w:pBdr>
+        <w:spacing w:before="90" w:after="30"/>
+      </w:pPr>
+      <w:r>
+        <w:rPr>
+          <w:sz w:val="24"/>
+          <w:szCs w:val="24"/>
+        </w:rPr>
+        <w:t>P</w:t>
+      </w:r>
+      <w:r>
+        <w:rPr>
+          <w:sz w:val="24"/>
+          <w:szCs w:val="24"/>
+        </w:rPr>
+        <w:t>ROFESSIONAL EXPERIENCE</w:t>
+      </w:r>
+    </w:p>
+    <w:p>
+      <w:pPr>
+        <w:keepNext/>
+        <w:tabs>
+          <w:tab w:val="right" w:pos="10466"/>
+        </w:tabs>
+        <w:spacing w:before="60"/>
+        <w:rPr>
+          <w:sz w:val="20"/>
+          <w:szCs w:val="20"/>
+        </w:rPr>
+      </w:pPr>
+      <w:r>
+        <w:rPr>
+          <w:b/>
+          <w:bCs/>
+          <w:sz w:val="21"/>
+          <w:szCs w:val="21"/>
+        </w:rPr>
+        <w:t>J-Spiders</w:t>
+      </w:r>
+      <w:r>
+        <w:rPr>
+          <w:i/>
+          <w:iCs/>
+          <w:sz w:val="20"/>
+          <w:szCs w:val="20"/>
+        </w:rPr>
+        <w:t xml:space="preserve"> — Java Full Stack Program</w:t>
+      </w:r>
+      <w:r>
+        <w:rPr>
+          <w:b/>
+          <w:bCs/>
+          <w:sz w:val="20"/>
+          <w:szCs w:val="20"/>
         </w:rPr>
         <w:tab/>
-        <w:t>Minor Project</w:t>
+        <w:t>June 2026 – Present</w:t>
       </w:r>
     </w:p>
     <w:p>
@@ -349,10 +809,17 @@
           <w:ilvl w:val="0"/>
           <w:numId w:val="2"/>
         </w:numPr>
-        <w:spacing w:line="240" w:lineRule="auto"/>
-      </w:pPr>
-      <w:r>
-        <w:t>Built a color-coded, real-time seat map UI that stops two passengers from booking the same seat.</w:t>
+        <w:rPr>
+          <w:sz w:val="20"/>
+          <w:szCs w:val="20"/>
+        </w:rPr>
+      </w:pPr>
+      <w:r>
+        <w:rPr>
+          <w:sz w:val="20"/>
+          <w:szCs w:val="20"/>
+        </w:rPr>
+        <w:t>Completed an intensive Java full stack program covering Spring, Hibernate, and enterprise-level frameworks.</w:t>
       </w:r>
     </w:p>
     <w:p>
@@ -362,10 +829,58 @@
           <w:ilvl w:val="0"/>
           <w:numId w:val="2"/>
         </w:numPr>
-        <w:spacing w:line="240" w:lineRule="auto"/>
-      </w:pPr>
-      <w:r>
-        <w:t>Designed separate role-based views for admins and passengers for simple bus and route management.</w:t>
+        <w:rPr>
+          <w:sz w:val="20"/>
+          <w:szCs w:val="20"/>
+        </w:rPr>
+      </w:pPr>
+      <w:r>
+        <w:rPr>
+          <w:sz w:val="20"/>
+          <w:szCs w:val="20"/>
+        </w:rPr>
+        <w:t>Strengthened front-end and backend fundamentals with SQL databases and end-to-end web technologies.</w:t>
+      </w:r>
+    </w:p>
+    <w:p>
+      <w:pPr>
+        <w:keepNext/>
+        <w:tabs>
+          <w:tab w:val="right" w:pos="10466"/>
+        </w:tabs>
+        <w:spacing w:before="60"/>
+        <w:rPr>
+          <w:sz w:val="20"/>
+          <w:szCs w:val="20"/>
+        </w:rPr>
+      </w:pPr>
+      <w:r>
+        <w:rPr>
+          <w:b/>
+          <w:bCs/>
+          <w:sz w:val="21"/>
+          <w:szCs w:val="21"/>
+        </w:rPr>
+        <w:t>Internship Studio</w:t>
+      </w:r>
+      <w:r>
+        <w:rPr>
+          <w:i/>
+          <w:iCs/>
+          <w:sz w:val="20"/>
+          <w:szCs w:val="20"/>
+        </w:rPr>
+        <w:t xml:space="preserve"> — Software Testing Intern</w:t>
+      </w:r>
+      <w:r>
+        <w:rPr>
+          <w:b/>
+          <w:bCs/>
+          <w:sz w:val="20"/>
+          <w:szCs w:val="20"/>
+        </w:rPr>
+        <w:tab/>
+        <w:t>March 2026 – April 2026</w:t>
       </w:r>
     </w:p>
     <w:p>
@@ -375,10 +890,58 @@
           <w:ilvl w:val="0"/>
           <w:numId w:val="2"/>
         </w:numPr>
-        <w:spacing w:line="276" w:lineRule="auto"/>
-      </w:pPr>
-      <w:r>
-        <w:t>Implemented an interactive, color-coded seat selection interface with real-time seat state management to prevent double booking across user sessions.</w:t>
+        <w:rPr>
+          <w:sz w:val="20"/>
+          <w:szCs w:val="20"/>
+        </w:rPr>
+      </w:pPr>
+      <w:r>
+        <w:rPr>
+          <w:sz w:val="20"/>
+          <w:szCs w:val="20"/>
+        </w:rPr>
+        <w:t>Performed manual testing and documented test cases and defect reports for functional and usability issues.</w:t>
+      </w:r>
+    </w:p>
+    <w:p>
+      <w:pPr>
+        <w:keepNext/>
+        <w:tabs>
+          <w:tab w:val="right" w:pos="10466"/>
+        </w:tabs>
+        <w:spacing w:before="60"/>
+        <w:rPr>
+          <w:sz w:val="20"/>
+          <w:szCs w:val="20"/>
+        </w:rPr>
+      </w:pPr>
+      <w:r>
+        <w:rPr>
+          <w:b/>
+          <w:bCs/>
+          <w:sz w:val="21"/>
+          <w:szCs w:val="21"/>
+        </w:rPr>
+        <w:t>Stentorx Integrated Communication</w:t>
+      </w:r>
+      <w:r>
+        <w:rPr>
+          <w:i/>
+          <w:iCs/>
+          <w:sz w:val="20"/>
+          <w:szCs w:val="20"/>
+        </w:rPr>
+        <w:t xml:space="preserve"> — Web Development Intern</w:t>
+      </w:r>
+      <w:r>
+        <w:rPr>
+          <w:b/>
+          <w:bCs/>
+          <w:sz w:val="20"/>
+          <w:szCs w:val="20"/>
+        </w:rPr>
+        <w:tab/>
+        <w:t>July 2023</w:t>
       </w:r>
     </w:p>
     <w:p>
@@ -388,36 +951,33 @@
           <w:ilvl w:val="0"/>
           <w:numId w:val="2"/>
         </w:numPr>
-        <w:spacing w:line="240" w:lineRule="auto"/>
-      </w:pPr>
-      <w:r>
-        <w:t>Technologies: HTML, CSS, JavaScript.</w:t>
+        <w:rPr>
+          <w:sz w:val="20"/>
+          <w:szCs w:val="20"/>
+        </w:rPr>
+      </w:pPr>
+      <w:r>
+        <w:rPr>
+          <w:sz w:val="20"/>
+          <w:szCs w:val="20"/>
+        </w:rPr>
+        <w:t>Built and styled responsive web pages using HTML, CSS, and JavaScript, gaining practical front-end exposure.</w:t>
       </w:r>
     </w:p>
     <w:p>
       <w:pPr>
         <w:keepNext/>
-        <w:tabs>
-          <w:tab w:val="right" w:pos="10466"/>
-        </w:tabs>
-        <w:spacing w:before="45"/>
-      </w:pPr>
-      <w:r>
-        <w:rPr>
-          <w:b/>
-          <w:bCs/>
-          <w:sz w:val="21"/>
-          <w:szCs w:val="21"/>
-          <w:u w:val="single"/>
-        </w:rPr>
-        <w:t>College Project Management System</w:t>
-      </w:r>
-      <w:r>
-        <w:rPr>
-          <w:b/>
-          <w:bCs/>
-        </w:rPr>
-        <w:tab/>
+        <w:pBdr>
+          <w:bottom w:val="single" w:sz="6" w:space="1" w:color="000000"/>
+        </w:pBdr>
+        <w:spacing w:before="90" w:after="30"/>
+      </w:pPr>
+      <w:r>
+        <w:rPr>
+          <w:sz w:val="24"/>
+          <w:szCs w:val="24"/>
+        </w:rPr>
+        <w:t>CERTIFICATION &amp; LEADERSHIP</w:t>
       </w:r>
     </w:p>
     <w:p>
@@ -427,551 +987,21 @@
           <w:ilvl w:val="0"/>
           <w:numId w:val="2"/>
         </w:numPr>
-        <w:spacing w:line="240" w:lineRule="auto"/>
-      </w:pPr>
-      <w:r>
-        <w:t>Built the front end of an academic workflow platform, consuming Spring Boot REST APIs to show role-based views and clear status for team allocation, diaries, and document uploads.</w:t>
+      </w:pPr>
+      <w:r>
+        <w:rPr>
+          <w:b/>
+          <w:bCs/>
+        </w:rPr>
+        <w:t>Technical Coordinator</w:t>
+      </w:r>
+      <w:r>
+        <w:t>, Innovation &amp; Entrepreneurship Development Cell (IEDC)</w:t>
       </w:r>
     </w:p>
     <w:p>
       <w:pPr>
-        <w:pStyle w:val="ListParagraph"/>
-        <w:keepNext/>
-        <w:numPr>
-          <w:ilvl w:val="0"/>
-          <w:numId w:val="2"/>
-        </w:numPr>
-        <w:tabs>
-          <w:tab w:val="right" w:pos="10466"/>
-        </w:tabs>
-        <w:spacing w:before="60" w:line="240" w:lineRule="auto"/>
-      </w:pPr>
-      <w:r>
-        <w:t>Developed a full-stack platform to streamline academic workflows with role-based access for students, guides, and coordinators.</w:t>
-      </w:r>
-    </w:p>
-    <w:p>
-      <w:pPr>
-        <w:pStyle w:val="ListParagraph"/>
-        <w:keepNext/>
-        <w:numPr>
-          <w:ilvl w:val="0"/>
-          <w:numId w:val="2"/>
-        </w:numPr>
-        <w:tabs>
-          <w:tab w:val="right" w:pos="10466"/>
-        </w:tabs>
-        <w:spacing w:before="60" w:line="240" w:lineRule="auto"/>
-      </w:pPr>
-      <w:r>
-        <w:t>Built robust RESTful APIs using Spring Boot, leveraging Spring Data JPA and MySQL for efficient database management.</w:t>
-      </w:r>
-    </w:p>
-    <w:p>
-      <w:pPr>
-        <w:pStyle w:val="ListParagraph"/>
-        <w:keepNext/>
-        <w:numPr>
-          <w:ilvl w:val="0"/>
-          <w:numId w:val="2"/>
-        </w:numPr>
-        <w:tabs>
-          <w:tab w:val="right" w:pos="10466"/>
-        </w:tabs>
-        <w:spacing w:before="60" w:line="240" w:lineRule="auto"/>
-      </w:pPr>
-      <w:r>
-        <w:t xml:space="preserve">Implemented core functionality including automated team allocation, project diary tracking, and secure document uploads </w:t>
-      </w:r>
-    </w:p>
-    <w:p>
-      <w:pPr>
-        <w:keepNext/>
-        <w:tabs>
-          <w:tab w:val="right" w:pos="10466"/>
-        </w:tabs>
-        <w:spacing w:before="45"/>
-      </w:pPr>
-      <w:r>
-        <w:rPr>
-          <w:b/>
-          <w:bCs/>
-          <w:sz w:val="21"/>
-          <w:szCs w:val="21"/>
-          <w:u w:val="single"/>
-        </w:rPr>
-        <w:t>Mind Ease AI</w:t>
-      </w:r>
-      <w:r>
-        <w:rPr>
-          <w:b/>
-          <w:bCs/>
-        </w:rPr>
-        <w:tab/>
-        <w:t>Major Project</w:t>
-      </w:r>
-    </w:p>
-    <w:p>
-      <w:pPr>
-        <w:pStyle w:val="ListParagraph"/>
-        <w:numPr>
-          <w:ilvl w:val="0"/>
-          <w:numId w:val="2"/>
-        </w:numPr>
-        <w:spacing w:line="240" w:lineRule="auto"/>
-      </w:pPr>
-      <w:r>
-        <w:t xml:space="preserve">Built the interactive </w:t>
-      </w:r>
-      <w:proofErr w:type="spellStart"/>
-      <w:r>
-        <w:t>Streamlit</w:t>
-      </w:r>
-      <w:proofErr w:type="spellEnd"/>
-      <w:r>
-        <w:t xml:space="preserve"> interface for a journaling app that classifies emotions, with custom-injected CSS for a </w:t>
-      </w:r>
-      <w:proofErr w:type="spellStart"/>
-      <w:r>
-        <w:t>glassmorphic</w:t>
-      </w:r>
-      <w:proofErr w:type="spellEnd"/>
-      <w:r>
-        <w:t xml:space="preserve"> look.</w:t>
-      </w:r>
-    </w:p>
-    <w:p>
-      <w:pPr>
-        <w:pStyle w:val="ListParagraph"/>
-        <w:numPr>
-          <w:ilvl w:val="0"/>
-          <w:numId w:val="2"/>
-        </w:numPr>
-        <w:spacing w:line="240" w:lineRule="auto"/>
-      </w:pPr>
-      <w:r>
-        <w:t xml:space="preserve">Built a standalone HTML/CSS/JavaScript notes widget with DOM manipulation, saving user notes in the browser via </w:t>
-      </w:r>
-      <w:proofErr w:type="spellStart"/>
-      <w:r>
-        <w:t>localStorage</w:t>
-      </w:r>
-      <w:proofErr w:type="spellEnd"/>
-      <w:r>
-        <w:t>.</w:t>
-      </w:r>
-    </w:p>
-    <w:p>
-      <w:pPr>
-        <w:pStyle w:val="ListParagraph"/>
-        <w:numPr>
-          <w:ilvl w:val="0"/>
-          <w:numId w:val="2"/>
-        </w:numPr>
-        <w:spacing w:line="240" w:lineRule="auto"/>
-      </w:pPr>
-      <w:proofErr w:type="spellStart"/>
-      <w:r>
-        <w:t>Streamlit</w:t>
-      </w:r>
-      <w:proofErr w:type="spellEnd"/>
-      <w:r>
-        <w:t xml:space="preserve"> web app that analyses journal entries and classifies user emotions with a scikit-learn pipeline (</w:t>
-      </w:r>
-      <w:proofErr w:type="spellStart"/>
-      <w:r>
-        <w:t>CountVectorizer</w:t>
-      </w:r>
-      <w:proofErr w:type="spellEnd"/>
-      <w:r>
-        <w:t xml:space="preserve"> and Logistic Regression).</w:t>
-      </w:r>
-    </w:p>
-    <w:p>
-      <w:pPr>
-        <w:pStyle w:val="ListParagraph"/>
-        <w:numPr>
-          <w:ilvl w:val="0"/>
-          <w:numId w:val="2"/>
-        </w:numPr>
-        <w:spacing w:line="240" w:lineRule="auto"/>
-      </w:pPr>
-      <w:r>
-        <w:t xml:space="preserve">Technologies: Python, </w:t>
-      </w:r>
-      <w:proofErr w:type="spellStart"/>
-      <w:r>
-        <w:t>Streamlit</w:t>
-      </w:r>
-      <w:proofErr w:type="spellEnd"/>
-      <w:r>
-        <w:t>, HTML, CSS, JavaScript, JSON.</w:t>
-      </w:r>
-    </w:p>
-    <w:p>
-      <w:pPr>
-        <w:keepNext/>
-        <w:tabs>
-          <w:tab w:val="right" w:pos="10466"/>
-        </w:tabs>
-        <w:spacing w:before="45"/>
-      </w:pPr>
-      <w:r>
-        <w:rPr>
-          <w:b/>
-          <w:bCs/>
-          <w:sz w:val="21"/>
-          <w:szCs w:val="21"/>
-          <w:u w:val="single"/>
-        </w:rPr>
-        <w:t>My Portfolio Website</w:t>
-      </w:r>
-      <w:r>
-        <w:rPr>
-          <w:b/>
-          <w:bCs/>
-        </w:rPr>
-        <w:tab/>
-      </w:r>
-    </w:p>
-    <w:p>
-      <w:pPr>
-        <w:pStyle w:val="ListParagraph"/>
-        <w:numPr>
-          <w:ilvl w:val="0"/>
-          <w:numId w:val="2"/>
-        </w:numPr>
-        <w:spacing w:line="240" w:lineRule="auto"/>
-      </w:pPr>
-      <w:r>
-        <w:t>Built a fully responsive portfolio (HTML5, CSS3, JS) with dynamic navigation and interactive UI sidebar, dropdown, and modal system.</w:t>
-      </w:r>
-    </w:p>
-    <w:p>
-      <w:pPr>
-        <w:pStyle w:val="ListParagraph"/>
-        <w:numPr>
-          <w:ilvl w:val="0"/>
-          <w:numId w:val="2"/>
-        </w:numPr>
-        <w:spacing w:line="240" w:lineRule="auto"/>
-      </w:pPr>
-      <w:r>
-        <w:t>Integrated a serverless Email.js contact form with real-time validation and third-party APIs for dynamic content.</w:t>
-      </w:r>
-    </w:p>
-    <w:p>
-      <w:pPr>
-        <w:pStyle w:val="ListParagraph"/>
-        <w:numPr>
-          <w:ilvl w:val="0"/>
-          <w:numId w:val="2"/>
-        </w:numPr>
-        <w:spacing w:line="276" w:lineRule="auto"/>
-      </w:pPr>
-      <w:r>
-        <w:t xml:space="preserve">Technologies: HTML, CSS, </w:t>
-      </w:r>
-      <w:proofErr w:type="spellStart"/>
-      <w:proofErr w:type="gramStart"/>
-      <w:r>
-        <w:t>JavaScript</w:t>
-      </w:r>
-      <w:r>
-        <w:t>,API</w:t>
-      </w:r>
-      <w:proofErr w:type="gramEnd"/>
-      <w:r>
-        <w:t>,Emailjs</w:t>
-      </w:r>
-      <w:proofErr w:type="spellEnd"/>
-    </w:p>
-    <w:p>
-      <w:pPr>
-        <w:keepNext/>
-        <w:pBdr>
-          <w:bottom w:val="single" w:sz="6" w:space="1" w:color="000000"/>
-        </w:pBdr>
-        <w:spacing w:before="50" w:after="15"/>
-      </w:pPr>
-      <w:r>
-        <w:rPr>
-          <w:sz w:val="24"/>
-          <w:szCs w:val="24"/>
-        </w:rPr>
-        <w:t>PROFESSIONAL EXPERIENCE</w:t>
-      </w:r>
-    </w:p>
-    <w:p>
-      <w:pPr>
-        <w:keepNext/>
-        <w:tabs>
-          <w:tab w:val="right" w:pos="10466"/>
-        </w:tabs>
-        <w:spacing w:before="45"/>
-      </w:pPr>
-      <w:r>
-        <w:rPr>
-          <w:b/>
-          <w:bCs/>
-          <w:sz w:val="21"/>
-          <w:szCs w:val="21"/>
-        </w:rPr>
-        <w:t>J-Spiders</w:t>
-      </w:r>
-      <w:r>
-        <w:rPr>
-          <w:i/>
-          <w:iCs/>
-          <w:sz w:val="18"/>
-          <w:szCs w:val="18"/>
-        </w:rPr>
-        <w:t xml:space="preserve"> — Java Full Stack Program</w:t>
-      </w:r>
-      <w:r>
-        <w:rPr>
-          <w:b/>
-          <w:bCs/>
-        </w:rPr>
-        <w:tab/>
-        <w:t>June 2026-Jan 2027</w:t>
-      </w:r>
-    </w:p>
-    <w:p>
-      <w:pPr>
-        <w:pStyle w:val="ListParagraph"/>
-        <w:numPr>
-          <w:ilvl w:val="0"/>
-          <w:numId w:val="2"/>
-        </w:numPr>
-        <w:spacing w:line="240" w:lineRule="auto"/>
-      </w:pPr>
-      <w:r>
-        <w:t>Completed an intensive Java full stack program covering Spring, Hibernate, and enterprise-level frameworks.</w:t>
-      </w:r>
-    </w:p>
-    <w:p>
-      <w:pPr>
-        <w:pStyle w:val="ListParagraph"/>
-        <w:numPr>
-          <w:ilvl w:val="0"/>
-          <w:numId w:val="2"/>
-        </w:numPr>
-        <w:spacing w:line="240" w:lineRule="auto"/>
-      </w:pPr>
-      <w:r>
-        <w:t>Strengthened front-end and backend fundamentals through hands-on work with SQL databases and end-to-end web technologies.</w:t>
-      </w:r>
-    </w:p>
-    <w:p>
-      <w:pPr>
-        <w:keepNext/>
-        <w:tabs>
-          <w:tab w:val="right" w:pos="10466"/>
-        </w:tabs>
-        <w:spacing w:before="45"/>
-      </w:pPr>
-      <w:r>
-        <w:rPr>
-          <w:b/>
-          <w:bCs/>
-          <w:sz w:val="21"/>
-          <w:szCs w:val="21"/>
-        </w:rPr>
-        <w:t>Internship Studio</w:t>
-      </w:r>
-      <w:r>
-        <w:rPr>
-          <w:i/>
-          <w:iCs/>
-          <w:sz w:val="18"/>
-          <w:szCs w:val="18"/>
-        </w:rPr>
-        <w:t xml:space="preserve"> — Software Testing Intern</w:t>
-      </w:r>
-      <w:r>
-        <w:rPr>
-          <w:b/>
-          <w:bCs/>
-        </w:rPr>
-        <w:tab/>
-        <w:t>March 2026-April 2026</w:t>
-      </w:r>
-    </w:p>
-    <w:p>
-      <w:pPr>
-        <w:pStyle w:val="ListParagraph"/>
-        <w:numPr>
-          <w:ilvl w:val="0"/>
-          <w:numId w:val="2"/>
-        </w:numPr>
-      </w:pPr>
-      <w:r>
-        <w:t>Performed manual testing to find bugs, usability issues, and functional defects; documented test cases and defect reports.</w:t>
-      </w:r>
-    </w:p>
-    <w:p>
-      <w:pPr>
-        <w:keepNext/>
-        <w:tabs>
-          <w:tab w:val="right" w:pos="10466"/>
-        </w:tabs>
-        <w:spacing w:before="45"/>
-      </w:pPr>
-      <w:r>
-        <w:rPr>
-          <w:b/>
-          <w:bCs/>
-          <w:sz w:val="21"/>
-          <w:szCs w:val="21"/>
-        </w:rPr>
-        <w:t>Pace Lab</w:t>
-      </w:r>
-      <w:r>
-        <w:rPr>
-          <w:i/>
-          <w:iCs/>
-          <w:sz w:val="18"/>
-          <w:szCs w:val="18"/>
-        </w:rPr>
-        <w:t xml:space="preserve"> — Python Programming Intern</w:t>
-      </w:r>
-      <w:r>
-        <w:rPr>
-          <w:b/>
-          <w:bCs/>
-        </w:rPr>
-        <w:tab/>
-        <w:t>July 2024-July 2024</w:t>
-      </w:r>
-    </w:p>
-    <w:p>
-      <w:pPr>
-        <w:pStyle w:val="ListParagraph"/>
-        <w:numPr>
-          <w:ilvl w:val="0"/>
-          <w:numId w:val="2"/>
-        </w:numPr>
-      </w:pPr>
-      <w:r>
-        <w:t>Developed Python scripts and small applications for automation and data-handling exercises under mentorship.</w:t>
-      </w:r>
-    </w:p>
-    <w:p>
-      <w:pPr>
-        <w:keepNext/>
-        <w:tabs>
-          <w:tab w:val="right" w:pos="10466"/>
-        </w:tabs>
-        <w:spacing w:before="45"/>
-      </w:pPr>
-      <w:proofErr w:type="spellStart"/>
-      <w:r>
-        <w:rPr>
-          <w:b/>
-          <w:bCs/>
-          <w:sz w:val="21"/>
-          <w:szCs w:val="21"/>
-        </w:rPr>
-        <w:t>Stentorx</w:t>
-      </w:r>
-      <w:proofErr w:type="spellEnd"/>
-      <w:r>
-        <w:rPr>
-          <w:b/>
-          <w:bCs/>
-          <w:sz w:val="21"/>
-          <w:szCs w:val="21"/>
-        </w:rPr>
-        <w:t xml:space="preserve"> Integrated Communication</w:t>
-      </w:r>
-      <w:r>
-        <w:rPr>
-          <w:i/>
-          <w:iCs/>
-          <w:sz w:val="18"/>
-          <w:szCs w:val="18"/>
-        </w:rPr>
-        <w:t xml:space="preserve"> — Web Development Intern</w:t>
-      </w:r>
-      <w:r>
-        <w:rPr>
-          <w:b/>
-          <w:bCs/>
-        </w:rPr>
-        <w:tab/>
-        <w:t>July 2023-July 2023</w:t>
-      </w:r>
-    </w:p>
-    <w:p>
-      <w:pPr>
-        <w:pStyle w:val="ListParagraph"/>
-        <w:numPr>
-          <w:ilvl w:val="0"/>
-          <w:numId w:val="2"/>
-        </w:numPr>
-      </w:pPr>
-      <w:r>
-        <w:t>Built and styled responsive web pages using HTML, CSS, and JavaScript, gaining practical front-end exposure.</w:t>
-      </w:r>
-    </w:p>
-    <w:p>
-      <w:pPr>
-        <w:keepNext/>
-        <w:pBdr>
-          <w:bottom w:val="single" w:sz="6" w:space="1" w:color="000000"/>
-        </w:pBdr>
-        <w:spacing w:before="50" w:after="15"/>
-      </w:pPr>
-      <w:r>
-        <w:rPr>
-          <w:sz w:val="24"/>
-          <w:szCs w:val="24"/>
-        </w:rPr>
-        <w:t>CERTIFICATION &amp; LEADERSHIP</w:t>
-      </w:r>
-    </w:p>
-    <w:p>
-      <w:pPr>
-        <w:pStyle w:val="ListParagraph"/>
-        <w:numPr>
-          <w:ilvl w:val="0"/>
-          <w:numId w:val="2"/>
-        </w:numPr>
-      </w:pPr>
-      <w:r>
-        <w:rPr>
-          <w:b/>
-          <w:bCs/>
-        </w:rPr>
-        <w:t>Master Class in Data Analytics</w:t>
-      </w:r>
-      <w:r>
-        <w:t>, Novi Tech R&amp;D Private Limited (Online Certification)</w:t>
-      </w:r>
-    </w:p>
-    <w:p>
-      <w:pPr>
-        <w:pStyle w:val="ListParagraph"/>
-        <w:numPr>
-          <w:ilvl w:val="0"/>
-          <w:numId w:val="2"/>
-        </w:numPr>
-      </w:pPr>
-      <w:r>
-        <w:rPr>
-          <w:b/>
-          <w:bCs/>
-        </w:rPr>
-        <w:t>Technical Coordinator</w:t>
-      </w:r>
-      <w:r>
-        <w:t>, Innovation &amp; Entrepreneurship Development Cell (IEDC)</w:t>
-      </w:r>
-    </w:p>
-    <w:p>
-      <w:pPr>
-        <w:spacing w:before="30"/>
+        <w:spacing w:before="40"/>
       </w:pPr>
       <w:r>
         <w:rPr>
@@ -986,7 +1016,7 @@
     </w:p>
     <w:sectPr>
       <w:pgSz w:w="11906" w:h="16838"/>
-      <w:pgMar w:top="280" w:right="720" w:bottom="200" w:left="720" w:header="708" w:footer="708" w:gutter="0"/>
+      <w:pgMar w:top="400" w:right="720" w:bottom="300" w:left="720" w:header="708" w:footer="708" w:gutter="0"/>
       <w:cols w:space="720"/>
       <w:docGrid w:linePitch="360"/>
     </w:sectPr>
@@ -997,6 +1027,1364 @@
 <file path=word/numbering.xml><?xml version="1.0" encoding="utf-8"?>
 <w:numbering xmlns:wpc="http://schemas.microsoft.com/office/word/2010/wordprocessingCanvas" xmlns:cx="http://schemas.microsoft.com/office/drawing/2014/chartex" xmlns:cx1="http://schemas.microsoft.com/office/drawing/2015/9/8/chartex" xmlns:cx2="http://schemas.microsoft.com/office/drawing/2015/10/21/chartex" xmlns:cx3="http://schemas.microsoft.com/office/drawing/2016/5/9/chartex" xmlns:cx4="http://schemas.microsoft.com/office/drawing/2016/5/10/chartex" xmlns:cx5="http://schemas.microsoft.com/office/drawing/2016/5/11/chartex" xmlns:cx6="http://schemas.microsoft.com/office/drawing/2016/5/12/chartex" xmlns:cx7="http://schemas.microsoft.com/office/drawing/2016/5/13/chartex" xmlns:cx8="http://schemas.microsoft.com/office/drawing/2016/5/14/chartex" xmlns:mc="http://schemas.openxmlformats.org/markup-compatibility/2006" xmlns:aink="http://schemas.microsoft.com/office/drawing/2016/ink" xmlns:am3d="http://schemas.microsoft.com/office/drawing/2017/model3d" xmlns:o="urn:schemas-microsoft-com:office:office" xmlns:oel="http://schemas.microsoft.com/office/2019/extlst" xmlns:r="http://schemas.openxmlformats.org/officeDocument/2006/relationships" xmlns:m="http://schemas.openxmlformats.org/officeDocument/2006/math" xmlns:v="urn:schemas-microsoft-com:vml" xmlns:wp14="http://schemas.microsoft.com/office/word/2010/wordprocessingDrawing" xmlns:wp="http://schemas.openxmlformats.org/drawingml/2006/wordprocessingDrawing" xmlns:w10="urn:schemas-microsoft-com:office:word" xmlns:w="http://schemas.openxmlformats.org/wordprocessingml/2006/main" xmlns:w14="http://schemas.microsoft.com/office/word/2010/wordml" xmlns:w15="http://schemas.microsoft.com/office/word/2012/wordml" xmlns:w16cex="http://schemas.microsoft.com/office/word/2018/wordml/cex" xmlns:w16cid="http://schemas.microsoft.com/office/word/2016/wordml/cid" xmlns:w16="http://schemas.microsoft.com/office/word/2018/wordml" xmlns:w16du="http://schemas.microsoft.com/office/word/2023/wordml/word16du" xmlns:w16sdtdh="http://schemas.microsoft.com/office/word/2020/wordml/sdtdatahash" xmlns:w16sdtfl="http://schemas.microsoft.com/office/word/2024/wordml/sdtformatlock" xmlns:w16se="http://schemas.microsoft.com/office/word/2015/wordml/symex" xmlns:wpg="http://schemas.microsoft.com/office/word/2010/wordprocessingGroup" xmlns:wpi="http://schemas.microsoft.com/office/word/2010/wordprocessingInk" xmlns:wne="http://schemas.microsoft.com/office/word/2006/wordml" xmlns:wps="http://schemas.microsoft.com/office/word/2010/wordprocessingShape" mc:Ignorable="w14 w15 w16se w16cid w16 w16cex w16sdtdh w16sdtfl w16du wp14">
   <w:abstractNum w:abstractNumId="0" w15:restartNumberingAfterBreak="0">
+    <w:nsid w:val="05CB6995"/>
+    <w:multiLevelType w:val="multilevel"/>
+    <w:tmpl w:val="32987500"/>
+    <w:lvl w:ilvl="0">
+      <w:start w:val="1"/>
+      <w:numFmt w:val="bullet"/>
+      <w:lvlText w:val=""/>
+      <w:lvlJc w:val="left"/>
+      <w:pPr>
+        <w:tabs>
+          <w:tab w:val="num" w:pos="720"/>
+        </w:tabs>
+        <w:ind w:left="720" w:hanging="360"/>
+      </w:pPr>
+      <w:rPr>
+        <w:rFonts w:ascii="Symbol" w:hAnsi="Symbol" w:hint="default"/>
+        <w:sz w:val="20"/>
+      </w:rPr>
+    </w:lvl>
+    <w:lvl w:ilvl="1" w:tentative="1">
+      <w:start w:val="1"/>
+      <w:numFmt w:val="bullet"/>
+      <w:lvlText w:val="o"/>
+      <w:lvlJc w:val="left"/>
+      <w:pPr>
+        <w:tabs>
+          <w:tab w:val="num" w:pos="1440"/>
+        </w:tabs>
+        <w:ind w:left="1440" w:hanging="360"/>
+      </w:pPr>
+      <w:rPr>
+        <w:rFonts w:ascii="Courier New" w:hAnsi="Courier New" w:hint="default"/>
+        <w:sz w:val="20"/>
+      </w:rPr>
+    </w:lvl>
+    <w:lvl w:ilvl="2" w:tentative="1">
+      <w:start w:val="1"/>
+      <w:numFmt w:val="bullet"/>
+      <w:lvlText w:val=""/>
+      <w:lvlJc w:val="left"/>
+      <w:pPr>
+        <w:tabs>
+          <w:tab w:val="num" w:pos="2160"/>
+        </w:tabs>
+        <w:ind w:left="2160" w:hanging="360"/>
+      </w:pPr>
+      <w:rPr>
+        <w:rFonts w:ascii="Wingdings" w:hAnsi="Wingdings" w:hint="default"/>
+        <w:sz w:val="20"/>
+      </w:rPr>
+    </w:lvl>
+    <w:lvl w:ilvl="3" w:tentative="1">
+      <w:start w:val="1"/>
+      <w:numFmt w:val="bullet"/>
+      <w:lvlText w:val=""/>
+      <w:lvlJc w:val="left"/>
+      <w:pPr>
+        <w:tabs>
+          <w:tab w:val="num" w:pos="2880"/>
+        </w:tabs>
+        <w:ind w:left="2880" w:hanging="360"/>
+      </w:pPr>
+      <w:rPr>
+        <w:rFonts w:ascii="Wingdings" w:hAnsi="Wingdings" w:hint="default"/>
+        <w:sz w:val="20"/>
+      </w:rPr>
+    </w:lvl>
+    <w:lvl w:ilvl="4" w:tentative="1">
+      <w:start w:val="1"/>
+      <w:numFmt w:val="bullet"/>
+      <w:lvlText w:val=""/>
+      <w:lvlJc w:val="left"/>
+      <w:pPr>
+        <w:tabs>
+          <w:tab w:val="num" w:pos="3600"/>
+        </w:tabs>
+        <w:ind w:left="3600" w:hanging="360"/>
+      </w:pPr>
+      <w:rPr>
+        <w:rFonts w:ascii="Wingdings" w:hAnsi="Wingdings" w:hint="default"/>
+        <w:sz w:val="20"/>
+      </w:rPr>
+    </w:lvl>
+    <w:lvl w:ilvl="5" w:tentative="1">
+      <w:start w:val="1"/>
+      <w:numFmt w:val="bullet"/>
+      <w:lvlText w:val=""/>
+      <w:lvlJc w:val="left"/>
+      <w:pPr>
+        <w:tabs>
+          <w:tab w:val="num" w:pos="4320"/>
+        </w:tabs>
+        <w:ind w:left="4320" w:hanging="360"/>
+      </w:pPr>
+      <w:rPr>
+        <w:rFonts w:ascii="Wingdings" w:hAnsi="Wingdings" w:hint="default"/>
+        <w:sz w:val="20"/>
+      </w:rPr>
+    </w:lvl>
+    <w:lvl w:ilvl="6" w:tentative="1">
+      <w:start w:val="1"/>
+      <w:numFmt w:val="bullet"/>
+      <w:lvlText w:val=""/>
+      <w:lvlJc w:val="left"/>
+      <w:pPr>
+        <w:tabs>
+          <w:tab w:val="num" w:pos="5040"/>
+        </w:tabs>
+        <w:ind w:left="5040" w:hanging="360"/>
+      </w:pPr>
+      <w:rPr>
+        <w:rFonts w:ascii="Wingdings" w:hAnsi="Wingdings" w:hint="default"/>
+        <w:sz w:val="20"/>
+      </w:rPr>
+    </w:lvl>
+    <w:lvl w:ilvl="7" w:tentative="1">
+      <w:start w:val="1"/>
+      <w:numFmt w:val="bullet"/>
+      <w:lvlText w:val=""/>
+      <w:lvlJc w:val="left"/>
+      <w:pPr>
+        <w:tabs>
+          <w:tab w:val="num" w:pos="5760"/>
+        </w:tabs>
+        <w:ind w:left="5760" w:hanging="360"/>
+      </w:pPr>
+      <w:rPr>
+        <w:rFonts w:ascii="Wingdings" w:hAnsi="Wingdings" w:hint="default"/>
+        <w:sz w:val="20"/>
+      </w:rPr>
+    </w:lvl>
+    <w:lvl w:ilvl="8" w:tentative="1">
+      <w:start w:val="1"/>
+      <w:numFmt w:val="bullet"/>
+      <w:lvlText w:val=""/>
+      <w:lvlJc w:val="left"/>
+      <w:pPr>
+        <w:tabs>
+          <w:tab w:val="num" w:pos="6480"/>
+        </w:tabs>
+        <w:ind w:left="6480" w:hanging="360"/>
+      </w:pPr>
+      <w:rPr>
+        <w:rFonts w:ascii="Wingdings" w:hAnsi="Wingdings" w:hint="default"/>
+        <w:sz w:val="20"/>
+      </w:rPr>
+    </w:lvl>
+  </w:abstractNum>
+  <w:abstractNum w:abstractNumId="1" w15:restartNumberingAfterBreak="0">
+    <w:nsid w:val="0746421E"/>
+    <w:multiLevelType w:val="hybridMultilevel"/>
+    <w:tmpl w:val="42D0AE26"/>
+    <w:lvl w:ilvl="0" w:tplc="F872E442">
+      <w:numFmt w:val="bullet"/>
+      <w:lvlText w:val=""/>
+      <w:lvlJc w:val="left"/>
+      <w:pPr>
+        <w:ind w:left="720" w:hanging="360"/>
+      </w:pPr>
+      <w:rPr>
+        <w:rFonts w:ascii="Latin Modern Roman" w:eastAsia="Latin Modern Roman" w:hAnsi="Latin Modern Roman" w:cs="Latin Modern Roman" w:hint="default"/>
+      </w:rPr>
+    </w:lvl>
+    <w:lvl w:ilvl="1" w:tplc="40090003" w:tentative="1">
+      <w:start w:val="1"/>
+      <w:numFmt w:val="bullet"/>
+      <w:lvlText w:val="o"/>
+      <w:lvlJc w:val="left"/>
+      <w:pPr>
+        <w:ind w:left="1440" w:hanging="360"/>
+      </w:pPr>
+      <w:rPr>
+        <w:rFonts w:ascii="Courier New" w:hAnsi="Courier New" w:cs="Courier New" w:hint="default"/>
+      </w:rPr>
+    </w:lvl>
+    <w:lvl w:ilvl="2" w:tplc="40090005" w:tentative="1">
+      <w:start w:val="1"/>
+      <w:numFmt w:val="bullet"/>
+      <w:lvlText w:val=""/>
+      <w:lvlJc w:val="left"/>
+      <w:pPr>
+        <w:ind w:left="2160" w:hanging="360"/>
+      </w:pPr>
+      <w:rPr>
+        <w:rFonts w:ascii="Wingdings" w:hAnsi="Wingdings" w:hint="default"/>
+      </w:rPr>
+    </w:lvl>
+    <w:lvl w:ilvl="3" w:tplc="40090001" w:tentative="1">
+      <w:start w:val="1"/>
+      <w:numFmt w:val="bullet"/>
+      <w:lvlText w:val=""/>
+      <w:lvlJc w:val="left"/>
+      <w:pPr>
+        <w:ind w:left="2880" w:hanging="360"/>
+      </w:pPr>
+      <w:rPr>
+        <w:rFonts w:ascii="Symbol" w:hAnsi="Symbol" w:hint="default"/>
+      </w:rPr>
+    </w:lvl>
+    <w:lvl w:ilvl="4" w:tplc="40090003" w:tentative="1">
+      <w:start w:val="1"/>
+      <w:numFmt w:val="bullet"/>
+      <w:lvlText w:val="o"/>
+      <w:lvlJc w:val="left"/>
+      <w:pPr>
+        <w:ind w:left="3600" w:hanging="360"/>
+      </w:pPr>
+      <w:rPr>
+        <w:rFonts w:ascii="Courier New" w:hAnsi="Courier New" w:cs="Courier New" w:hint="default"/>
+      </w:rPr>
+    </w:lvl>
+    <w:lvl w:ilvl="5" w:tplc="40090005" w:tentative="1">
+      <w:start w:val="1"/>
+      <w:numFmt w:val="bullet"/>
+      <w:lvlText w:val=""/>
+      <w:lvlJc w:val="left"/>
+      <w:pPr>
+        <w:ind w:left="4320" w:hanging="360"/>
+      </w:pPr>
+      <w:rPr>
+        <w:rFonts w:ascii="Wingdings" w:hAnsi="Wingdings" w:hint="default"/>
+      </w:rPr>
+    </w:lvl>
+    <w:lvl w:ilvl="6" w:tplc="40090001" w:tentative="1">
+      <w:start w:val="1"/>
+      <w:numFmt w:val="bullet"/>
+      <w:lvlText w:val=""/>
+      <w:lvlJc w:val="left"/>
+      <w:pPr>
+        <w:ind w:left="5040" w:hanging="360"/>
+      </w:pPr>
+      <w:rPr>
+        <w:rFonts w:ascii="Symbol" w:hAnsi="Symbol" w:hint="default"/>
+      </w:rPr>
+    </w:lvl>
+    <w:lvl w:ilvl="7" w:tplc="40090003" w:tentative="1">
+      <w:start w:val="1"/>
+      <w:numFmt w:val="bullet"/>
+      <w:lvlText w:val="o"/>
+      <w:lvlJc w:val="left"/>
+      <w:pPr>
+        <w:ind w:left="5760" w:hanging="360"/>
+      </w:pPr>
+      <w:rPr>
+        <w:rFonts w:ascii="Courier New" w:hAnsi="Courier New" w:cs="Courier New" w:hint="default"/>
+      </w:rPr>
+    </w:lvl>
+    <w:lvl w:ilvl="8" w:tplc="40090005" w:tentative="1">
+      <w:start w:val="1"/>
+      <w:numFmt w:val="bullet"/>
+      <w:lvlText w:val=""/>
+      <w:lvlJc w:val="left"/>
+      <w:pPr>
+        <w:ind w:left="6480" w:hanging="360"/>
+      </w:pPr>
+      <w:rPr>
+        <w:rFonts w:ascii="Wingdings" w:hAnsi="Wingdings" w:hint="default"/>
+      </w:rPr>
+    </w:lvl>
+  </w:abstractNum>
+  <w:abstractNum w:abstractNumId="2" w15:restartNumberingAfterBreak="0">
+    <w:nsid w:val="0DBB01D2"/>
+    <w:multiLevelType w:val="hybridMultilevel"/>
+    <w:tmpl w:val="1EFACD50"/>
+    <w:lvl w:ilvl="0" w:tplc="40090001">
+      <w:start w:val="1"/>
+      <w:numFmt w:val="bullet"/>
+      <w:lvlText w:val=""/>
+      <w:lvlJc w:val="left"/>
+      <w:pPr>
+        <w:ind w:left="720" w:hanging="360"/>
+      </w:pPr>
+      <w:rPr>
+        <w:rFonts w:ascii="Symbol" w:hAnsi="Symbol" w:hint="default"/>
+      </w:rPr>
+    </w:lvl>
+    <w:lvl w:ilvl="1" w:tplc="40090003" w:tentative="1">
+      <w:start w:val="1"/>
+      <w:numFmt w:val="bullet"/>
+      <w:lvlText w:val="o"/>
+      <w:lvlJc w:val="left"/>
+      <w:pPr>
+        <w:ind w:left="1440" w:hanging="360"/>
+      </w:pPr>
+      <w:rPr>
+        <w:rFonts w:ascii="Courier New" w:hAnsi="Courier New" w:cs="Courier New" w:hint="default"/>
+      </w:rPr>
+    </w:lvl>
+    <w:lvl w:ilvl="2" w:tplc="40090005" w:tentative="1">
+      <w:start w:val="1"/>
+      <w:numFmt w:val="bullet"/>
+      <w:lvlText w:val=""/>
+      <w:lvlJc w:val="left"/>
+      <w:pPr>
+        <w:ind w:left="2160" w:hanging="360"/>
+      </w:pPr>
+      <w:rPr>
+        <w:rFonts w:ascii="Wingdings" w:hAnsi="Wingdings" w:hint="default"/>
+      </w:rPr>
+    </w:lvl>
+    <w:lvl w:ilvl="3" w:tplc="40090001" w:tentative="1">
+      <w:start w:val="1"/>
+      <w:numFmt w:val="bullet"/>
+      <w:lvlText w:val=""/>
+      <w:lvlJc w:val="left"/>
+      <w:pPr>
+        <w:ind w:left="2880" w:hanging="360"/>
+      </w:pPr>
+      <w:rPr>
+        <w:rFonts w:ascii="Symbol" w:hAnsi="Symbol" w:hint="default"/>
+      </w:rPr>
+    </w:lvl>
+    <w:lvl w:ilvl="4" w:tplc="40090003" w:tentative="1">
+      <w:start w:val="1"/>
+      <w:numFmt w:val="bullet"/>
+      <w:lvlText w:val="o"/>
+      <w:lvlJc w:val="left"/>
+      <w:pPr>
+        <w:ind w:left="3600" w:hanging="360"/>
+      </w:pPr>
+      <w:rPr>
+        <w:rFonts w:ascii="Courier New" w:hAnsi="Courier New" w:cs="Courier New" w:hint="default"/>
+      </w:rPr>
+    </w:lvl>
+    <w:lvl w:ilvl="5" w:tplc="40090005" w:tentative="1">
+      <w:start w:val="1"/>
+      <w:numFmt w:val="bullet"/>
+      <w:lvlText w:val=""/>
+      <w:lvlJc w:val="left"/>
+      <w:pPr>
+        <w:ind w:left="4320" w:hanging="360"/>
+      </w:pPr>
+      <w:rPr>
+        <w:rFonts w:ascii="Wingdings" w:hAnsi="Wingdings" w:hint="default"/>
+      </w:rPr>
+    </w:lvl>
+    <w:lvl w:ilvl="6" w:tplc="40090001" w:tentative="1">
+      <w:start w:val="1"/>
+      <w:numFmt w:val="bullet"/>
+      <w:lvlText w:val=""/>
+      <w:lvlJc w:val="left"/>
+      <w:pPr>
+        <w:ind w:left="5040" w:hanging="360"/>
+      </w:pPr>
+      <w:rPr>
+        <w:rFonts w:ascii="Symbol" w:hAnsi="Symbol" w:hint="default"/>
+      </w:rPr>
+    </w:lvl>
+    <w:lvl w:ilvl="7" w:tplc="40090003" w:tentative="1">
+      <w:start w:val="1"/>
+      <w:numFmt w:val="bullet"/>
+      <w:lvlText w:val="o"/>
+      <w:lvlJc w:val="left"/>
+      <w:pPr>
+        <w:ind w:left="5760" w:hanging="360"/>
+      </w:pPr>
+      <w:rPr>
+        <w:rFonts w:ascii="Courier New" w:hAnsi="Courier New" w:cs="Courier New" w:hint="default"/>
+      </w:rPr>
+    </w:lvl>
+    <w:lvl w:ilvl="8" w:tplc="40090005" w:tentative="1">
+      <w:start w:val="1"/>
+      <w:numFmt w:val="bullet"/>
+      <w:lvlText w:val=""/>
+      <w:lvlJc w:val="left"/>
+      <w:pPr>
+        <w:ind w:left="6480" w:hanging="360"/>
+      </w:pPr>
+      <w:rPr>
+        <w:rFonts w:ascii="Wingdings" w:hAnsi="Wingdings" w:hint="default"/>
+      </w:rPr>
+    </w:lvl>
+  </w:abstractNum>
+  <w:abstractNum w:abstractNumId="3" w15:restartNumberingAfterBreak="0">
+    <w:nsid w:val="235059B4"/>
+    <w:multiLevelType w:val="hybridMultilevel"/>
+    <w:tmpl w:val="4F6C7938"/>
+    <w:lvl w:ilvl="0" w:tplc="40090001">
+      <w:start w:val="1"/>
+      <w:numFmt w:val="bullet"/>
+      <w:lvlText w:val=""/>
+      <w:lvlJc w:val="left"/>
+      <w:pPr>
+        <w:ind w:left="720" w:hanging="360"/>
+      </w:pPr>
+      <w:rPr>
+        <w:rFonts w:ascii="Symbol" w:hAnsi="Symbol" w:hint="default"/>
+      </w:rPr>
+    </w:lvl>
+    <w:lvl w:ilvl="1" w:tplc="40090003" w:tentative="1">
+      <w:start w:val="1"/>
+      <w:numFmt w:val="bullet"/>
+      <w:lvlText w:val="o"/>
+      <w:lvlJc w:val="left"/>
+      <w:pPr>
+        <w:ind w:left="1440" w:hanging="360"/>
+      </w:pPr>
+      <w:rPr>
+        <w:rFonts w:ascii="Courier New" w:hAnsi="Courier New" w:cs="Courier New" w:hint="default"/>
+      </w:rPr>
+    </w:lvl>
+    <w:lvl w:ilvl="2" w:tplc="40090005" w:tentative="1">
+      <w:start w:val="1"/>
+      <w:numFmt w:val="bullet"/>
+      <w:lvlText w:val=""/>
+      <w:lvlJc w:val="left"/>
+      <w:pPr>
+        <w:ind w:left="2160" w:hanging="360"/>
+      </w:pPr>
+      <w:rPr>
+        <w:rFonts w:ascii="Wingdings" w:hAnsi="Wingdings" w:hint="default"/>
+      </w:rPr>
+    </w:lvl>
+    <w:lvl w:ilvl="3" w:tplc="40090001" w:tentative="1">
+      <w:start w:val="1"/>
+      <w:numFmt w:val="bullet"/>
+      <w:lvlText w:val=""/>
+      <w:lvlJc w:val="left"/>
+      <w:pPr>
+        <w:ind w:left="2880" w:hanging="360"/>
+      </w:pPr>
+      <w:rPr>
+        <w:rFonts w:ascii="Symbol" w:hAnsi="Symbol" w:hint="default"/>
+      </w:rPr>
+    </w:lvl>
+    <w:lvl w:ilvl="4" w:tplc="40090003" w:tentative="1">
+      <w:start w:val="1"/>
+      <w:numFmt w:val="bullet"/>
+      <w:lvlText w:val="o"/>
+      <w:lvlJc w:val="left"/>
+      <w:pPr>
+        <w:ind w:left="3600" w:hanging="360"/>
+      </w:pPr>
+      <w:rPr>
+        <w:rFonts w:ascii="Courier New" w:hAnsi="Courier New" w:cs="Courier New" w:hint="default"/>
+      </w:rPr>
+    </w:lvl>
+    <w:lvl w:ilvl="5" w:tplc="40090005" w:tentative="1">
+      <w:start w:val="1"/>
+      <w:numFmt w:val="bullet"/>
+      <w:lvlText w:val=""/>
+      <w:lvlJc w:val="left"/>
+      <w:pPr>
+        <w:ind w:left="4320" w:hanging="360"/>
+      </w:pPr>
+      <w:rPr>
+        <w:rFonts w:ascii="Wingdings" w:hAnsi="Wingdings" w:hint="default"/>
+      </w:rPr>
+    </w:lvl>
+    <w:lvl w:ilvl="6" w:tplc="40090001" w:tentative="1">
+      <w:start w:val="1"/>
+      <w:numFmt w:val="bullet"/>
+      <w:lvlText w:val=""/>
+      <w:lvlJc w:val="left"/>
+      <w:pPr>
+        <w:ind w:left="5040" w:hanging="360"/>
+      </w:pPr>
+      <w:rPr>
+        <w:rFonts w:ascii="Symbol" w:hAnsi="Symbol" w:hint="default"/>
+      </w:rPr>
+    </w:lvl>
+    <w:lvl w:ilvl="7" w:tplc="40090003" w:tentative="1">
+      <w:start w:val="1"/>
+      <w:numFmt w:val="bullet"/>
+      <w:lvlText w:val="o"/>
+      <w:lvlJc w:val="left"/>
+      <w:pPr>
+        <w:ind w:left="5760" w:hanging="360"/>
+      </w:pPr>
+      <w:rPr>
+        <w:rFonts w:ascii="Courier New" w:hAnsi="Courier New" w:cs="Courier New" w:hint="default"/>
+      </w:rPr>
+    </w:lvl>
+    <w:lvl w:ilvl="8" w:tplc="40090005" w:tentative="1">
+      <w:start w:val="1"/>
+      <w:numFmt w:val="bullet"/>
+      <w:lvlText w:val=""/>
+      <w:lvlJc w:val="left"/>
+      <w:pPr>
+        <w:ind w:left="6480" w:hanging="360"/>
+      </w:pPr>
+      <w:rPr>
+        <w:rFonts w:ascii="Wingdings" w:hAnsi="Wingdings" w:hint="default"/>
+      </w:rPr>
+    </w:lvl>
+  </w:abstractNum>
+  <w:abstractNum w:abstractNumId="4" w15:restartNumberingAfterBreak="0">
+    <w:nsid w:val="254E6861"/>
+    <w:multiLevelType w:val="multilevel"/>
+    <w:tmpl w:val="32987500"/>
+    <w:lvl w:ilvl="0">
+      <w:start w:val="1"/>
+      <w:numFmt w:val="bullet"/>
+      <w:lvlText w:val=""/>
+      <w:lvlJc w:val="left"/>
+      <w:pPr>
+        <w:tabs>
+          <w:tab w:val="num" w:pos="720"/>
+        </w:tabs>
+        <w:ind w:left="720" w:hanging="360"/>
+      </w:pPr>
+      <w:rPr>
+        <w:rFonts w:ascii="Symbol" w:hAnsi="Symbol" w:hint="default"/>
+        <w:sz w:val="20"/>
+      </w:rPr>
+    </w:lvl>
+    <w:lvl w:ilvl="1" w:tentative="1">
+      <w:start w:val="1"/>
+      <w:numFmt w:val="bullet"/>
+      <w:lvlText w:val="o"/>
+      <w:lvlJc w:val="left"/>
+      <w:pPr>
+        <w:tabs>
+          <w:tab w:val="num" w:pos="1440"/>
+        </w:tabs>
+        <w:ind w:left="1440" w:hanging="360"/>
+      </w:pPr>
+      <w:rPr>
+        <w:rFonts w:ascii="Courier New" w:hAnsi="Courier New" w:hint="default"/>
+        <w:sz w:val="20"/>
+      </w:rPr>
+    </w:lvl>
+    <w:lvl w:ilvl="2" w:tentative="1">
+      <w:start w:val="1"/>
+      <w:numFmt w:val="bullet"/>
+      <w:lvlText w:val=""/>
+      <w:lvlJc w:val="left"/>
+      <w:pPr>
+        <w:tabs>
+          <w:tab w:val="num" w:pos="2160"/>
+        </w:tabs>
+        <w:ind w:left="2160" w:hanging="360"/>
+      </w:pPr>
+      <w:rPr>
+        <w:rFonts w:ascii="Wingdings" w:hAnsi="Wingdings" w:hint="default"/>
+        <w:sz w:val="20"/>
+      </w:rPr>
+    </w:lvl>
+    <w:lvl w:ilvl="3" w:tentative="1">
+      <w:start w:val="1"/>
+      <w:numFmt w:val="bullet"/>
+      <w:lvlText w:val=""/>
+      <w:lvlJc w:val="left"/>
+      <w:pPr>
+        <w:tabs>
+          <w:tab w:val="num" w:pos="2880"/>
+        </w:tabs>
+        <w:ind w:left="2880" w:hanging="360"/>
+      </w:pPr>
+      <w:rPr>
+        <w:rFonts w:ascii="Wingdings" w:hAnsi="Wingdings" w:hint="default"/>
+        <w:sz w:val="20"/>
+      </w:rPr>
+    </w:lvl>
+    <w:lvl w:ilvl="4" w:tentative="1">
+      <w:start w:val="1"/>
+      <w:numFmt w:val="bullet"/>
+      <w:lvlText w:val=""/>
+      <w:lvlJc w:val="left"/>
+      <w:pPr>
+        <w:tabs>
+          <w:tab w:val="num" w:pos="3600"/>
+        </w:tabs>
+        <w:ind w:left="3600" w:hanging="360"/>
+      </w:pPr>
+      <w:rPr>
+        <w:rFonts w:ascii="Wingdings" w:hAnsi="Wingdings" w:hint="default"/>
+        <w:sz w:val="20"/>
+      </w:rPr>
+    </w:lvl>
+    <w:lvl w:ilvl="5" w:tentative="1">
+      <w:start w:val="1"/>
+      <w:numFmt w:val="bullet"/>
+      <w:lvlText w:val=""/>
+      <w:lvlJc w:val="left"/>
+      <w:pPr>
+        <w:tabs>
+          <w:tab w:val="num" w:pos="4320"/>
+        </w:tabs>
+        <w:ind w:left="4320" w:hanging="360"/>
+      </w:pPr>
+      <w:rPr>
+        <w:rFonts w:ascii="Wingdings" w:hAnsi="Wingdings" w:hint="default"/>
+        <w:sz w:val="20"/>
+      </w:rPr>
+    </w:lvl>
+    <w:lvl w:ilvl="6" w:tentative="1">
+      <w:start w:val="1"/>
+      <w:numFmt w:val="bullet"/>
+      <w:lvlText w:val=""/>
+      <w:lvlJc w:val="left"/>
+      <w:pPr>
+        <w:tabs>
+          <w:tab w:val="num" w:pos="5040"/>
+        </w:tabs>
+        <w:ind w:left="5040" w:hanging="360"/>
+      </w:pPr>
+      <w:rPr>
+        <w:rFonts w:ascii="Wingdings" w:hAnsi="Wingdings" w:hint="default"/>
+        <w:sz w:val="20"/>
+      </w:rPr>
+    </w:lvl>
+    <w:lvl w:ilvl="7" w:tentative="1">
+      <w:start w:val="1"/>
+      <w:numFmt w:val="bullet"/>
+      <w:lvlText w:val=""/>
+      <w:lvlJc w:val="left"/>
+      <w:pPr>
+        <w:tabs>
+          <w:tab w:val="num" w:pos="5760"/>
+        </w:tabs>
+        <w:ind w:left="5760" w:hanging="360"/>
+      </w:pPr>
+      <w:rPr>
+        <w:rFonts w:ascii="Wingdings" w:hAnsi="Wingdings" w:hint="default"/>
+        <w:sz w:val="20"/>
+      </w:rPr>
+    </w:lvl>
+    <w:lvl w:ilvl="8" w:tentative="1">
+      <w:start w:val="1"/>
+      <w:numFmt w:val="bullet"/>
+      <w:lvlText w:val=""/>
+      <w:lvlJc w:val="left"/>
+      <w:pPr>
+        <w:tabs>
+          <w:tab w:val="num" w:pos="6480"/>
+        </w:tabs>
+        <w:ind w:left="6480" w:hanging="360"/>
+      </w:pPr>
+      <w:rPr>
+        <w:rFonts w:ascii="Wingdings" w:hAnsi="Wingdings" w:hint="default"/>
+        <w:sz w:val="20"/>
+      </w:rPr>
+    </w:lvl>
+  </w:abstractNum>
+  <w:abstractNum w:abstractNumId="5" w15:restartNumberingAfterBreak="0">
+    <w:nsid w:val="302655A5"/>
+    <w:multiLevelType w:val="multilevel"/>
+    <w:tmpl w:val="A73C53E8"/>
+    <w:lvl w:ilvl="0">
+      <w:start w:val="1"/>
+      <w:numFmt w:val="bullet"/>
+      <w:lvlText w:val=""/>
+      <w:lvlJc w:val="left"/>
+      <w:pPr>
+        <w:tabs>
+          <w:tab w:val="num" w:pos="720"/>
+        </w:tabs>
+        <w:ind w:left="720" w:hanging="360"/>
+      </w:pPr>
+      <w:rPr>
+        <w:rFonts w:ascii="Symbol" w:hAnsi="Symbol" w:hint="default"/>
+        <w:sz w:val="20"/>
+      </w:rPr>
+    </w:lvl>
+    <w:lvl w:ilvl="1" w:tentative="1">
+      <w:start w:val="1"/>
+      <w:numFmt w:val="bullet"/>
+      <w:lvlText w:val="o"/>
+      <w:lvlJc w:val="left"/>
+      <w:pPr>
+        <w:tabs>
+          <w:tab w:val="num" w:pos="1440"/>
+        </w:tabs>
+        <w:ind w:left="1440" w:hanging="360"/>
+      </w:pPr>
+      <w:rPr>
+        <w:rFonts w:ascii="Courier New" w:hAnsi="Courier New" w:hint="default"/>
+        <w:sz w:val="20"/>
+      </w:rPr>
+    </w:lvl>
+    <w:lvl w:ilvl="2" w:tentative="1">
+      <w:start w:val="1"/>
+      <w:numFmt w:val="bullet"/>
+      <w:lvlText w:val=""/>
+      <w:lvlJc w:val="left"/>
+      <w:pPr>
+        <w:tabs>
+          <w:tab w:val="num" w:pos="2160"/>
+        </w:tabs>
+        <w:ind w:left="2160" w:hanging="360"/>
+      </w:pPr>
+      <w:rPr>
+        <w:rFonts w:ascii="Wingdings" w:hAnsi="Wingdings" w:hint="default"/>
+        <w:sz w:val="20"/>
+      </w:rPr>
+    </w:lvl>
+    <w:lvl w:ilvl="3" w:tentative="1">
+      <w:start w:val="1"/>
+      <w:numFmt w:val="bullet"/>
+      <w:lvlText w:val=""/>
+      <w:lvlJc w:val="left"/>
+      <w:pPr>
+        <w:tabs>
+          <w:tab w:val="num" w:pos="2880"/>
+        </w:tabs>
+        <w:ind w:left="2880" w:hanging="360"/>
+      </w:pPr>
+      <w:rPr>
+        <w:rFonts w:ascii="Wingdings" w:hAnsi="Wingdings" w:hint="default"/>
+        <w:sz w:val="20"/>
+      </w:rPr>
+    </w:lvl>
+    <w:lvl w:ilvl="4" w:tentative="1">
+      <w:start w:val="1"/>
+      <w:numFmt w:val="bullet"/>
+      <w:lvlText w:val=""/>
+      <w:lvlJc w:val="left"/>
+      <w:pPr>
+        <w:tabs>
+          <w:tab w:val="num" w:pos="3600"/>
+        </w:tabs>
+        <w:ind w:left="3600" w:hanging="360"/>
+      </w:pPr>
+      <w:rPr>
+        <w:rFonts w:ascii="Wingdings" w:hAnsi="Wingdings" w:hint="default"/>
+        <w:sz w:val="20"/>
+      </w:rPr>
+    </w:lvl>
+    <w:lvl w:ilvl="5" w:tentative="1">
+      <w:start w:val="1"/>
+      <w:numFmt w:val="bullet"/>
+      <w:lvlText w:val=""/>
+      <w:lvlJc w:val="left"/>
+      <w:pPr>
+        <w:tabs>
+          <w:tab w:val="num" w:pos="4320"/>
+        </w:tabs>
+        <w:ind w:left="4320" w:hanging="360"/>
+      </w:pPr>
+      <w:rPr>
+        <w:rFonts w:ascii="Wingdings" w:hAnsi="Wingdings" w:hint="default"/>
+        <w:sz w:val="20"/>
+      </w:rPr>
+    </w:lvl>
+    <w:lvl w:ilvl="6" w:tentative="1">
+      <w:start w:val="1"/>
+      <w:numFmt w:val="bullet"/>
+      <w:lvlText w:val=""/>
+      <w:lvlJc w:val="left"/>
+      <w:pPr>
+        <w:tabs>
+          <w:tab w:val="num" w:pos="5040"/>
+        </w:tabs>
+        <w:ind w:left="5040" w:hanging="360"/>
+      </w:pPr>
+      <w:rPr>
+        <w:rFonts w:ascii="Wingdings" w:hAnsi="Wingdings" w:hint="default"/>
+        <w:sz w:val="20"/>
+      </w:rPr>
+    </w:lvl>
+    <w:lvl w:ilvl="7" w:tentative="1">
+      <w:start w:val="1"/>
+      <w:numFmt w:val="bullet"/>
+      <w:lvlText w:val=""/>
+      <w:lvlJc w:val="left"/>
+      <w:pPr>
+        <w:tabs>
+          <w:tab w:val="num" w:pos="5760"/>
+        </w:tabs>
+        <w:ind w:left="5760" w:hanging="360"/>
+      </w:pPr>
+      <w:rPr>
+        <w:rFonts w:ascii="Wingdings" w:hAnsi="Wingdings" w:hint="default"/>
+        <w:sz w:val="20"/>
+      </w:rPr>
+    </w:lvl>
+    <w:lvl w:ilvl="8" w:tentative="1">
+      <w:start w:val="1"/>
+      <w:numFmt w:val="bullet"/>
+      <w:lvlText w:val=""/>
+      <w:lvlJc w:val="left"/>
+      <w:pPr>
+        <w:tabs>
+          <w:tab w:val="num" w:pos="6480"/>
+        </w:tabs>
+        <w:ind w:left="6480" w:hanging="360"/>
+      </w:pPr>
+      <w:rPr>
+        <w:rFonts w:ascii="Wingdings" w:hAnsi="Wingdings" w:hint="default"/>
+        <w:sz w:val="20"/>
+      </w:rPr>
+    </w:lvl>
+  </w:abstractNum>
+  <w:abstractNum w:abstractNumId="6" w15:restartNumberingAfterBreak="0">
+    <w:nsid w:val="34B36D60"/>
+    <w:multiLevelType w:val="hybridMultilevel"/>
+    <w:tmpl w:val="44722C5E"/>
+    <w:lvl w:ilvl="0" w:tplc="E228DD16">
+      <w:numFmt w:val="bullet"/>
+      <w:lvlText w:val=""/>
+      <w:lvlJc w:val="left"/>
+      <w:pPr>
+        <w:ind w:left="720" w:hanging="360"/>
+      </w:pPr>
+      <w:rPr>
+        <w:rFonts w:ascii="Latin Modern Roman" w:eastAsia="Latin Modern Roman" w:hAnsi="Latin Modern Roman" w:cs="Latin Modern Roman" w:hint="default"/>
+      </w:rPr>
+    </w:lvl>
+    <w:lvl w:ilvl="1" w:tplc="40090003" w:tentative="1">
+      <w:start w:val="1"/>
+      <w:numFmt w:val="bullet"/>
+      <w:lvlText w:val="o"/>
+      <w:lvlJc w:val="left"/>
+      <w:pPr>
+        <w:ind w:left="1440" w:hanging="360"/>
+      </w:pPr>
+      <w:rPr>
+        <w:rFonts w:ascii="Courier New" w:hAnsi="Courier New" w:cs="Courier New" w:hint="default"/>
+      </w:rPr>
+    </w:lvl>
+    <w:lvl w:ilvl="2" w:tplc="40090005" w:tentative="1">
+      <w:start w:val="1"/>
+      <w:numFmt w:val="bullet"/>
+      <w:lvlText w:val=""/>
+      <w:lvlJc w:val="left"/>
+      <w:pPr>
+        <w:ind w:left="2160" w:hanging="360"/>
+      </w:pPr>
+      <w:rPr>
+        <w:rFonts w:ascii="Wingdings" w:hAnsi="Wingdings" w:hint="default"/>
+      </w:rPr>
+    </w:lvl>
+    <w:lvl w:ilvl="3" w:tplc="40090001" w:tentative="1">
+      <w:start w:val="1"/>
+      <w:numFmt w:val="bullet"/>
+      <w:lvlText w:val=""/>
+      <w:lvlJc w:val="left"/>
+      <w:pPr>
+        <w:ind w:left="2880" w:hanging="360"/>
+      </w:pPr>
+      <w:rPr>
+        <w:rFonts w:ascii="Symbol" w:hAnsi="Symbol" w:hint="default"/>
+      </w:rPr>
+    </w:lvl>
+    <w:lvl w:ilvl="4" w:tplc="40090003" w:tentative="1">
+      <w:start w:val="1"/>
+      <w:numFmt w:val="bullet"/>
+      <w:lvlText w:val="o"/>
+      <w:lvlJc w:val="left"/>
+      <w:pPr>
+        <w:ind w:left="3600" w:hanging="360"/>
+      </w:pPr>
+      <w:rPr>
+        <w:rFonts w:ascii="Courier New" w:hAnsi="Courier New" w:cs="Courier New" w:hint="default"/>
+      </w:rPr>
+    </w:lvl>
+    <w:lvl w:ilvl="5" w:tplc="40090005" w:tentative="1">
+      <w:start w:val="1"/>
+      <w:numFmt w:val="bullet"/>
+      <w:lvlText w:val=""/>
+      <w:lvlJc w:val="left"/>
+      <w:pPr>
+        <w:ind w:left="4320" w:hanging="360"/>
+      </w:pPr>
+      <w:rPr>
+        <w:rFonts w:ascii="Wingdings" w:hAnsi="Wingdings" w:hint="default"/>
+      </w:rPr>
+    </w:lvl>
+    <w:lvl w:ilvl="6" w:tplc="40090001" w:tentative="1">
+      <w:start w:val="1"/>
+      <w:numFmt w:val="bullet"/>
+      <w:lvlText w:val=""/>
+      <w:lvlJc w:val="left"/>
+      <w:pPr>
+        <w:ind w:left="5040" w:hanging="360"/>
+      </w:pPr>
+      <w:rPr>
+        <w:rFonts w:ascii="Symbol" w:hAnsi="Symbol" w:hint="default"/>
+      </w:rPr>
+    </w:lvl>
+    <w:lvl w:ilvl="7" w:tplc="40090003" w:tentative="1">
+      <w:start w:val="1"/>
+      <w:numFmt w:val="bullet"/>
+      <w:lvlText w:val="o"/>
+      <w:lvlJc w:val="left"/>
+      <w:pPr>
+        <w:ind w:left="5760" w:hanging="360"/>
+      </w:pPr>
+      <w:rPr>
+        <w:rFonts w:ascii="Courier New" w:hAnsi="Courier New" w:cs="Courier New" w:hint="default"/>
+      </w:rPr>
+    </w:lvl>
+    <w:lvl w:ilvl="8" w:tplc="40090005" w:tentative="1">
+      <w:start w:val="1"/>
+      <w:numFmt w:val="bullet"/>
+      <w:lvlText w:val=""/>
+      <w:lvlJc w:val="left"/>
+      <w:pPr>
+        <w:ind w:left="6480" w:hanging="360"/>
+      </w:pPr>
+      <w:rPr>
+        <w:rFonts w:ascii="Wingdings" w:hAnsi="Wingdings" w:hint="default"/>
+      </w:rPr>
+    </w:lvl>
+  </w:abstractNum>
+  <w:abstractNum w:abstractNumId="7" w15:restartNumberingAfterBreak="0">
+    <w:nsid w:val="38486FEE"/>
+    <w:multiLevelType w:val="hybridMultilevel"/>
+    <w:tmpl w:val="9448FA66"/>
+    <w:lvl w:ilvl="0" w:tplc="DC681CFA">
+      <w:start w:val="1"/>
+      <w:numFmt w:val="bullet"/>
+      <w:lvlText w:val="•"/>
+      <w:lvlJc w:val="left"/>
+      <w:pPr>
+        <w:ind w:left="720" w:hanging="360"/>
+      </w:pPr>
+      <w:rPr>
+        <w:rFonts w:hint="default"/>
+      </w:rPr>
+    </w:lvl>
+    <w:lvl w:ilvl="1" w:tplc="40090003" w:tentative="1">
+      <w:start w:val="1"/>
+      <w:numFmt w:val="bullet"/>
+      <w:lvlText w:val="o"/>
+      <w:lvlJc w:val="left"/>
+      <w:pPr>
+        <w:ind w:left="1440" w:hanging="360"/>
+      </w:pPr>
+      <w:rPr>
+        <w:rFonts w:ascii="Courier New" w:hAnsi="Courier New" w:cs="Courier New" w:hint="default"/>
+      </w:rPr>
+    </w:lvl>
+    <w:lvl w:ilvl="2" w:tplc="40090005" w:tentative="1">
+      <w:start w:val="1"/>
+      <w:numFmt w:val="bullet"/>
+      <w:lvlText w:val=""/>
+      <w:lvlJc w:val="left"/>
+      <w:pPr>
+        <w:ind w:left="2160" w:hanging="360"/>
+      </w:pPr>
+      <w:rPr>
+        <w:rFonts w:ascii="Wingdings" w:hAnsi="Wingdings" w:hint="default"/>
+      </w:rPr>
+    </w:lvl>
+    <w:lvl w:ilvl="3" w:tplc="40090001" w:tentative="1">
+      <w:start w:val="1"/>
+      <w:numFmt w:val="bullet"/>
+      <w:lvlText w:val=""/>
+      <w:lvlJc w:val="left"/>
+      <w:pPr>
+        <w:ind w:left="2880" w:hanging="360"/>
+      </w:pPr>
+      <w:rPr>
+        <w:rFonts w:ascii="Symbol" w:hAnsi="Symbol" w:hint="default"/>
+      </w:rPr>
+    </w:lvl>
+    <w:lvl w:ilvl="4" w:tplc="40090003" w:tentative="1">
+      <w:start w:val="1"/>
+      <w:numFmt w:val="bullet"/>
+      <w:lvlText w:val="o"/>
+      <w:lvlJc w:val="left"/>
+      <w:pPr>
+        <w:ind w:left="3600" w:hanging="360"/>
+      </w:pPr>
+      <w:rPr>
+        <w:rFonts w:ascii="Courier New" w:hAnsi="Courier New" w:cs="Courier New" w:hint="default"/>
+      </w:rPr>
+    </w:lvl>
+    <w:lvl w:ilvl="5" w:tplc="40090005" w:tentative="1">
+      <w:start w:val="1"/>
+      <w:numFmt w:val="bullet"/>
+      <w:lvlText w:val=""/>
+      <w:lvlJc w:val="left"/>
+      <w:pPr>
+        <w:ind w:left="4320" w:hanging="360"/>
+      </w:pPr>
+      <w:rPr>
+        <w:rFonts w:ascii="Wingdings" w:hAnsi="Wingdings" w:hint="default"/>
+      </w:rPr>
+    </w:lvl>
+    <w:lvl w:ilvl="6" w:tplc="40090001" w:tentative="1">
+      <w:start w:val="1"/>
+      <w:numFmt w:val="bullet"/>
+      <w:lvlText w:val=""/>
+      <w:lvlJc w:val="left"/>
+      <w:pPr>
+        <w:ind w:left="5040" w:hanging="360"/>
+      </w:pPr>
+      <w:rPr>
+        <w:rFonts w:ascii="Symbol" w:hAnsi="Symbol" w:hint="default"/>
+      </w:rPr>
+    </w:lvl>
+    <w:lvl w:ilvl="7" w:tplc="40090003" w:tentative="1">
+      <w:start w:val="1"/>
+      <w:numFmt w:val="bullet"/>
+      <w:lvlText w:val="o"/>
+      <w:lvlJc w:val="left"/>
+      <w:pPr>
+        <w:ind w:left="5760" w:hanging="360"/>
+      </w:pPr>
+      <w:rPr>
+        <w:rFonts w:ascii="Courier New" w:hAnsi="Courier New" w:cs="Courier New" w:hint="default"/>
+      </w:rPr>
+    </w:lvl>
+    <w:lvl w:ilvl="8" w:tplc="40090005" w:tentative="1">
+      <w:start w:val="1"/>
+      <w:numFmt w:val="bullet"/>
+      <w:lvlText w:val=""/>
+      <w:lvlJc w:val="left"/>
+      <w:pPr>
+        <w:ind w:left="6480" w:hanging="360"/>
+      </w:pPr>
+      <w:rPr>
+        <w:rFonts w:ascii="Wingdings" w:hAnsi="Wingdings" w:hint="default"/>
+      </w:rPr>
+    </w:lvl>
+  </w:abstractNum>
+  <w:abstractNum w:abstractNumId="8" w15:restartNumberingAfterBreak="0">
+    <w:nsid w:val="3B1C52DF"/>
+    <w:multiLevelType w:val="hybridMultilevel"/>
+    <w:tmpl w:val="25CC7B5E"/>
+    <w:lvl w:ilvl="0" w:tplc="DC681CFA">
+      <w:start w:val="1"/>
+      <w:numFmt w:val="bullet"/>
+      <w:lvlText w:val="•"/>
+      <w:lvlJc w:val="left"/>
+      <w:pPr>
+        <w:ind w:left="720" w:hanging="360"/>
+      </w:pPr>
+      <w:rPr>
+        <w:rFonts w:hint="default"/>
+      </w:rPr>
+    </w:lvl>
+    <w:lvl w:ilvl="1" w:tplc="FFFFFFFF" w:tentative="1">
+      <w:start w:val="1"/>
+      <w:numFmt w:val="bullet"/>
+      <w:lvlText w:val="o"/>
+      <w:lvlJc w:val="left"/>
+      <w:pPr>
+        <w:ind w:left="1440" w:hanging="360"/>
+      </w:pPr>
+      <w:rPr>
+        <w:rFonts w:ascii="Courier New" w:hAnsi="Courier New" w:cs="Courier New" w:hint="default"/>
+      </w:rPr>
+    </w:lvl>
+    <w:lvl w:ilvl="2" w:tplc="FFFFFFFF" w:tentative="1">
+      <w:start w:val="1"/>
+      <w:numFmt w:val="bullet"/>
+      <w:lvlText w:val=""/>
+      <w:lvlJc w:val="left"/>
+      <w:pPr>
+        <w:ind w:left="2160" w:hanging="360"/>
+      </w:pPr>
+      <w:rPr>
+        <w:rFonts w:ascii="Wingdings" w:hAnsi="Wingdings" w:hint="default"/>
+      </w:rPr>
+    </w:lvl>
+    <w:lvl w:ilvl="3" w:tplc="FFFFFFFF" w:tentative="1">
+      <w:start w:val="1"/>
+      <w:numFmt w:val="bullet"/>
+      <w:lvlText w:val=""/>
+      <w:lvlJc w:val="left"/>
+      <w:pPr>
+        <w:ind w:left="2880" w:hanging="360"/>
+      </w:pPr>
+      <w:rPr>
+        <w:rFonts w:ascii="Symbol" w:hAnsi="Symbol" w:hint="default"/>
+      </w:rPr>
+    </w:lvl>
+    <w:lvl w:ilvl="4" w:tplc="FFFFFFFF" w:tentative="1">
+      <w:start w:val="1"/>
+      <w:numFmt w:val="bullet"/>
+      <w:lvlText w:val="o"/>
+      <w:lvlJc w:val="left"/>
+      <w:pPr>
+        <w:ind w:left="3600" w:hanging="360"/>
+      </w:pPr>
+      <w:rPr>
+        <w:rFonts w:ascii="Courier New" w:hAnsi="Courier New" w:cs="Courier New" w:hint="default"/>
+      </w:rPr>
+    </w:lvl>
+    <w:lvl w:ilvl="5" w:tplc="FFFFFFFF" w:tentative="1">
+      <w:start w:val="1"/>
+      <w:numFmt w:val="bullet"/>
+      <w:lvlText w:val=""/>
+      <w:lvlJc w:val="left"/>
+      <w:pPr>
+        <w:ind w:left="4320" w:hanging="360"/>
+      </w:pPr>
+      <w:rPr>
+        <w:rFonts w:ascii="Wingdings" w:hAnsi="Wingdings" w:hint="default"/>
+      </w:rPr>
+    </w:lvl>
+    <w:lvl w:ilvl="6" w:tplc="FFFFFFFF" w:tentative="1">
+      <w:start w:val="1"/>
+      <w:numFmt w:val="bullet"/>
+      <w:lvlText w:val=""/>
+      <w:lvlJc w:val="left"/>
+      <w:pPr>
+        <w:ind w:left="5040" w:hanging="360"/>
+      </w:pPr>
+      <w:rPr>
+        <w:rFonts w:ascii="Symbol" w:hAnsi="Symbol" w:hint="default"/>
+      </w:rPr>
+    </w:lvl>
+    <w:lvl w:ilvl="7" w:tplc="FFFFFFFF" w:tentative="1">
+      <w:start w:val="1"/>
+      <w:numFmt w:val="bullet"/>
+      <w:lvlText w:val="o"/>
+      <w:lvlJc w:val="left"/>
+      <w:pPr>
+        <w:ind w:left="5760" w:hanging="360"/>
+      </w:pPr>
+      <w:rPr>
+        <w:rFonts w:ascii="Courier New" w:hAnsi="Courier New" w:cs="Courier New" w:hint="default"/>
+      </w:rPr>
+    </w:lvl>
+    <w:lvl w:ilvl="8" w:tplc="FFFFFFFF" w:tentative="1">
+      <w:start w:val="1"/>
+      <w:numFmt w:val="bullet"/>
+      <w:lvlText w:val=""/>
+      <w:lvlJc w:val="left"/>
+      <w:pPr>
+        <w:ind w:left="6480" w:hanging="360"/>
+      </w:pPr>
+      <w:rPr>
+        <w:rFonts w:ascii="Wingdings" w:hAnsi="Wingdings" w:hint="default"/>
+      </w:rPr>
+    </w:lvl>
+  </w:abstractNum>
+  <w:abstractNum w:abstractNumId="9" w15:restartNumberingAfterBreak="0">
+    <w:nsid w:val="3CE00D9C"/>
+    <w:multiLevelType w:val="multilevel"/>
+    <w:tmpl w:val="A73C53E8"/>
+    <w:lvl w:ilvl="0">
+      <w:start w:val="1"/>
+      <w:numFmt w:val="bullet"/>
+      <w:lvlText w:val=""/>
+      <w:lvlJc w:val="left"/>
+      <w:pPr>
+        <w:tabs>
+          <w:tab w:val="num" w:pos="720"/>
+        </w:tabs>
+        <w:ind w:left="720" w:hanging="360"/>
+      </w:pPr>
+      <w:rPr>
+        <w:rFonts w:ascii="Symbol" w:hAnsi="Symbol" w:hint="default"/>
+        <w:sz w:val="20"/>
+      </w:rPr>
+    </w:lvl>
+    <w:lvl w:ilvl="1" w:tentative="1">
+      <w:start w:val="1"/>
+      <w:numFmt w:val="bullet"/>
+      <w:lvlText w:val="o"/>
+      <w:lvlJc w:val="left"/>
+      <w:pPr>
+        <w:tabs>
+          <w:tab w:val="num" w:pos="1440"/>
+        </w:tabs>
+        <w:ind w:left="1440" w:hanging="360"/>
+      </w:pPr>
+      <w:rPr>
+        <w:rFonts w:ascii="Courier New" w:hAnsi="Courier New" w:hint="default"/>
+        <w:sz w:val="20"/>
+      </w:rPr>
+    </w:lvl>
+    <w:lvl w:ilvl="2" w:tentative="1">
+      <w:start w:val="1"/>
+      <w:numFmt w:val="bullet"/>
+      <w:lvlText w:val=""/>
+      <w:lvlJc w:val="left"/>
+      <w:pPr>
+        <w:tabs>
+          <w:tab w:val="num" w:pos="2160"/>
+        </w:tabs>
+        <w:ind w:left="2160" w:hanging="360"/>
+      </w:pPr>
+      <w:rPr>
+        <w:rFonts w:ascii="Wingdings" w:hAnsi="Wingdings" w:hint="default"/>
+        <w:sz w:val="20"/>
+      </w:rPr>
+    </w:lvl>
+    <w:lvl w:ilvl="3" w:tentative="1">
+      <w:start w:val="1"/>
+      <w:numFmt w:val="bullet"/>
+      <w:lvlText w:val=""/>
+      <w:lvlJc w:val="left"/>
+      <w:pPr>
+        <w:tabs>
+          <w:tab w:val="num" w:pos="2880"/>
+        </w:tabs>
+        <w:ind w:left="2880" w:hanging="360"/>
+      </w:pPr>
+      <w:rPr>
+        <w:rFonts w:ascii="Wingdings" w:hAnsi="Wingdings" w:hint="default"/>
+        <w:sz w:val="20"/>
+      </w:rPr>
+    </w:lvl>
+    <w:lvl w:ilvl="4" w:tentative="1">
+      <w:start w:val="1"/>
+      <w:numFmt w:val="bullet"/>
+      <w:lvlText w:val=""/>
+      <w:lvlJc w:val="left"/>
+      <w:pPr>
+        <w:tabs>
+          <w:tab w:val="num" w:pos="3600"/>
+        </w:tabs>
+        <w:ind w:left="3600" w:hanging="360"/>
+      </w:pPr>
+      <w:rPr>
+        <w:rFonts w:ascii="Wingdings" w:hAnsi="Wingdings" w:hint="default"/>
+        <w:sz w:val="20"/>
+      </w:rPr>
+    </w:lvl>
+    <w:lvl w:ilvl="5" w:tentative="1">
+      <w:start w:val="1"/>
+      <w:numFmt w:val="bullet"/>
+      <w:lvlText w:val=""/>
+      <w:lvlJc w:val="left"/>
+      <w:pPr>
+        <w:tabs>
+          <w:tab w:val="num" w:pos="4320"/>
+        </w:tabs>
+        <w:ind w:left="4320" w:hanging="360"/>
+      </w:pPr>
+      <w:rPr>
+        <w:rFonts w:ascii="Wingdings" w:hAnsi="Wingdings" w:hint="default"/>
+        <w:sz w:val="20"/>
+      </w:rPr>
+    </w:lvl>
+    <w:lvl w:ilvl="6" w:tentative="1">
+      <w:start w:val="1"/>
+      <w:numFmt w:val="bullet"/>
+      <w:lvlText w:val=""/>
+      <w:lvlJc w:val="left"/>
+      <w:pPr>
+        <w:tabs>
+          <w:tab w:val="num" w:pos="5040"/>
+        </w:tabs>
+        <w:ind w:left="5040" w:hanging="360"/>
+      </w:pPr>
+      <w:rPr>
+        <w:rFonts w:ascii="Wingdings" w:hAnsi="Wingdings" w:hint="default"/>
+        <w:sz w:val="20"/>
+      </w:rPr>
+    </w:lvl>
+    <w:lvl w:ilvl="7" w:tentative="1">
+      <w:start w:val="1"/>
+      <w:numFmt w:val="bullet"/>
+      <w:lvlText w:val=""/>
+      <w:lvlJc w:val="left"/>
+      <w:pPr>
+        <w:tabs>
+          <w:tab w:val="num" w:pos="5760"/>
+        </w:tabs>
+        <w:ind w:left="5760" w:hanging="360"/>
+      </w:pPr>
+      <w:rPr>
+        <w:rFonts w:ascii="Wingdings" w:hAnsi="Wingdings" w:hint="default"/>
+        <w:sz w:val="20"/>
+      </w:rPr>
+    </w:lvl>
+    <w:lvl w:ilvl="8" w:tentative="1">
+      <w:start w:val="1"/>
+      <w:numFmt w:val="bullet"/>
+      <w:lvlText w:val=""/>
+      <w:lvlJc w:val="left"/>
+      <w:pPr>
+        <w:tabs>
+          <w:tab w:val="num" w:pos="6480"/>
+        </w:tabs>
+        <w:ind w:left="6480" w:hanging="360"/>
+      </w:pPr>
+      <w:rPr>
+        <w:rFonts w:ascii="Wingdings" w:hAnsi="Wingdings" w:hint="default"/>
+        <w:sz w:val="20"/>
+      </w:rPr>
+    </w:lvl>
+  </w:abstractNum>
+  <w:abstractNum w:abstractNumId="10" w15:restartNumberingAfterBreak="0">
+    <w:nsid w:val="3F3F0D39"/>
+    <w:multiLevelType w:val="hybridMultilevel"/>
+    <w:tmpl w:val="08305C4C"/>
+    <w:lvl w:ilvl="0" w:tplc="66924C28">
+      <w:start w:val="1"/>
+      <w:numFmt w:val="bullet"/>
+      <w:lvlText w:val="●"/>
+      <w:lvlJc w:val="left"/>
+      <w:pPr>
+        <w:ind w:left="720" w:hanging="360"/>
+      </w:pPr>
+    </w:lvl>
+    <w:lvl w:ilvl="1" w:tplc="FE4AF9CA">
+      <w:start w:val="1"/>
+      <w:numFmt w:val="bullet"/>
+      <w:lvlText w:val="○"/>
+      <w:lvlJc w:val="left"/>
+      <w:pPr>
+        <w:ind w:left="1440" w:hanging="360"/>
+      </w:pPr>
+    </w:lvl>
+    <w:lvl w:ilvl="2" w:tplc="439C13D6">
+      <w:start w:val="1"/>
+      <w:numFmt w:val="bullet"/>
+      <w:lvlText w:val="■"/>
+      <w:lvlJc w:val="left"/>
+      <w:pPr>
+        <w:ind w:left="2160" w:hanging="360"/>
+      </w:pPr>
+    </w:lvl>
+    <w:lvl w:ilvl="3" w:tplc="3BA2277A">
+      <w:start w:val="1"/>
+      <w:numFmt w:val="bullet"/>
+      <w:lvlText w:val="●"/>
+      <w:lvlJc w:val="left"/>
+      <w:pPr>
+        <w:ind w:left="2880" w:hanging="360"/>
+      </w:pPr>
+    </w:lvl>
+    <w:lvl w:ilvl="4" w:tplc="F1DE9792">
+      <w:start w:val="1"/>
+      <w:numFmt w:val="bullet"/>
+      <w:lvlText w:val="○"/>
+      <w:lvlJc w:val="left"/>
+      <w:pPr>
+        <w:ind w:left="3600" w:hanging="360"/>
+      </w:pPr>
+    </w:lvl>
+    <w:lvl w:ilvl="5" w:tplc="465EFD08">
+      <w:start w:val="1"/>
+      <w:numFmt w:val="bullet"/>
+      <w:lvlText w:val="■"/>
+      <w:lvlJc w:val="left"/>
+      <w:pPr>
+        <w:ind w:left="4320" w:hanging="360"/>
+      </w:pPr>
+    </w:lvl>
+    <w:lvl w:ilvl="6" w:tplc="D0F84292">
+      <w:start w:val="1"/>
+      <w:numFmt w:val="bullet"/>
+      <w:lvlText w:val="●"/>
+      <w:lvlJc w:val="left"/>
+      <w:pPr>
+        <w:ind w:left="5040" w:hanging="360"/>
+      </w:pPr>
+    </w:lvl>
+    <w:lvl w:ilvl="7" w:tplc="53207434">
+      <w:start w:val="1"/>
+      <w:numFmt w:val="bullet"/>
+      <w:lvlText w:val="●"/>
+      <w:lvlJc w:val="left"/>
+      <w:pPr>
+        <w:ind w:left="5760" w:hanging="360"/>
+      </w:pPr>
+    </w:lvl>
+    <w:lvl w:ilvl="8" w:tplc="4DECA7C8">
+      <w:start w:val="1"/>
+      <w:numFmt w:val="bullet"/>
+      <w:lvlText w:val="●"/>
+      <w:lvlJc w:val="left"/>
+      <w:pPr>
+        <w:ind w:left="6480" w:hanging="360"/>
+      </w:pPr>
+    </w:lvl>
+  </w:abstractNum>
+  <w:abstractNum w:abstractNumId="11" w15:restartNumberingAfterBreak="0">
     <w:nsid w:val="56FB181F"/>
     <w:multiLevelType w:val="hybridMultilevel"/>
     <w:tmpl w:val="45A6818E"/>
@@ -1109,147 +2497,230 @@
       </w:rPr>
     </w:lvl>
   </w:abstractNum>
-  <w:abstractNum w:abstractNumId="1" w15:restartNumberingAfterBreak="0">
-    <w:nsid w:val="5CDF1E3E"/>
+  <w:abstractNum w:abstractNumId="12" w15:restartNumberingAfterBreak="0">
+    <w:nsid w:val="5C336572"/>
     <w:multiLevelType w:val="hybridMultilevel"/>
-    <w:tmpl w:val="A6F48BE8"/>
-    <w:lvl w:ilvl="0" w:tplc="B54EE386">
-      <w:start w:val="1"/>
-      <w:numFmt w:val="bullet"/>
-      <w:lvlText w:val="●"/>
+    <w:tmpl w:val="621668F4"/>
+    <w:lvl w:ilvl="0" w:tplc="DC681CFA">
+      <w:start w:val="1"/>
+      <w:numFmt w:val="bullet"/>
+      <w:lvlText w:val="•"/>
       <w:lvlJc w:val="left"/>
       <w:pPr>
         <w:ind w:left="720" w:hanging="360"/>
       </w:pPr>
-    </w:lvl>
-    <w:lvl w:ilvl="1" w:tplc="183E7EA6">
-      <w:start w:val="1"/>
-      <w:numFmt w:val="bullet"/>
-      <w:lvlText w:val="○"/>
+      <w:rPr>
+        <w:rFonts w:hint="default"/>
+      </w:rPr>
+    </w:lvl>
+    <w:lvl w:ilvl="1" w:tplc="FFFFFFFF" w:tentative="1">
+      <w:start w:val="1"/>
+      <w:numFmt w:val="bullet"/>
+      <w:lvlText w:val="o"/>
       <w:lvlJc w:val="left"/>
       <w:pPr>
         <w:ind w:left="1440" w:hanging="360"/>
       </w:pPr>
-    </w:lvl>
-    <w:lvl w:ilvl="2" w:tplc="4B789876">
-      <w:start w:val="1"/>
-      <w:numFmt w:val="bullet"/>
-      <w:lvlText w:val="■"/>
+      <w:rPr>
+        <w:rFonts w:ascii="Courier New" w:hAnsi="Courier New" w:cs="Courier New" w:hint="default"/>
+      </w:rPr>
+    </w:lvl>
+    <w:lvl w:ilvl="2" w:tplc="FFFFFFFF" w:tentative="1">
+      <w:start w:val="1"/>
+      <w:numFmt w:val="bullet"/>
+      <w:lvlText w:val=""/>
       <w:lvlJc w:val="left"/>
       <w:pPr>
         <w:ind w:left="2160" w:hanging="360"/>
       </w:pPr>
-    </w:lvl>
-    <w:lvl w:ilvl="3" w:tplc="70E2F6C0">
-      <w:start w:val="1"/>
-      <w:numFmt w:val="bullet"/>
-      <w:lvlText w:val="●"/>
+      <w:rPr>
+        <w:rFonts w:ascii="Wingdings" w:hAnsi="Wingdings" w:hint="default"/>
+      </w:rPr>
+    </w:lvl>
+    <w:lvl w:ilvl="3" w:tplc="FFFFFFFF" w:tentative="1">
+      <w:start w:val="1"/>
+      <w:numFmt w:val="bullet"/>
+      <w:lvlText w:val=""/>
       <w:lvlJc w:val="left"/>
       <w:pPr>
         <w:ind w:left="2880" w:hanging="360"/>
       </w:pPr>
-    </w:lvl>
-    <w:lvl w:ilvl="4" w:tplc="C7F0C0E8">
-      <w:start w:val="1"/>
-      <w:numFmt w:val="bullet"/>
-      <w:lvlText w:val="○"/>
+      <w:rPr>
+        <w:rFonts w:ascii="Symbol" w:hAnsi="Symbol" w:hint="default"/>
+      </w:rPr>
+    </w:lvl>
+    <w:lvl w:ilvl="4" w:tplc="FFFFFFFF" w:tentative="1">
+      <w:start w:val="1"/>
+      <w:numFmt w:val="bullet"/>
+      <w:lvlText w:val="o"/>
       <w:lvlJc w:val="left"/>
       <w:pPr>
         <w:ind w:left="3600" w:hanging="360"/>
       </w:pPr>
-    </w:lvl>
-    <w:lvl w:ilvl="5" w:tplc="3580B63A">
-      <w:start w:val="1"/>
-      <w:numFmt w:val="bullet"/>
-      <w:lvlText w:val="■"/>
+      <w:rPr>
+        <w:rFonts w:ascii="Courier New" w:hAnsi="Courier New" w:cs="Courier New" w:hint="default"/>
+      </w:rPr>
+    </w:lvl>
+    <w:lvl w:ilvl="5" w:tplc="FFFFFFFF" w:tentative="1">
+      <w:start w:val="1"/>
+      <w:numFmt w:val="bullet"/>
+      <w:lvlText w:val=""/>
       <w:lvlJc w:val="left"/>
       <w:pPr>
         <w:ind w:left="4320" w:hanging="360"/>
       </w:pPr>
-    </w:lvl>
-    <w:lvl w:ilvl="6" w:tplc="70DAB960">
-      <w:start w:val="1"/>
-      <w:numFmt w:val="bullet"/>
-      <w:lvlText w:val="●"/>
+      <w:rPr>
+        <w:rFonts w:ascii="Wingdings" w:hAnsi="Wingdings" w:hint="default"/>
+      </w:rPr>
+    </w:lvl>
+    <w:lvl w:ilvl="6" w:tplc="FFFFFFFF" w:tentative="1">
+      <w:start w:val="1"/>
+      <w:numFmt w:val="bullet"/>
+      <w:lvlText w:val=""/>
       <w:lvlJc w:val="left"/>
       <w:pPr>
         <w:ind w:left="5040" w:hanging="360"/>
       </w:pPr>
-    </w:lvl>
-    <w:lvl w:ilvl="7" w:tplc="297CBF5C">
-      <w:start w:val="1"/>
-      <w:numFmt w:val="bullet"/>
-      <w:lvlText w:val="●"/>
+      <w:rPr>
+        <w:rFonts w:ascii="Symbol" w:hAnsi="Symbol" w:hint="default"/>
+      </w:rPr>
+    </w:lvl>
+    <w:lvl w:ilvl="7" w:tplc="FFFFFFFF" w:tentative="1">
+      <w:start w:val="1"/>
+      <w:numFmt w:val="bullet"/>
+      <w:lvlText w:val="o"/>
       <w:lvlJc w:val="left"/>
       <w:pPr>
         <w:ind w:left="5760" w:hanging="360"/>
       </w:pPr>
-    </w:lvl>
-    <w:lvl w:ilvl="8" w:tplc="C734C596">
-      <w:start w:val="1"/>
-      <w:numFmt w:val="bullet"/>
-      <w:lvlText w:val="●"/>
+      <w:rPr>
+        <w:rFonts w:ascii="Courier New" w:hAnsi="Courier New" w:cs="Courier New" w:hint="default"/>
+      </w:rPr>
+    </w:lvl>
+    <w:lvl w:ilvl="8" w:tplc="FFFFFFFF" w:tentative="1">
+      <w:start w:val="1"/>
+      <w:numFmt w:val="bullet"/>
+      <w:lvlText w:val=""/>
       <w:lvlJc w:val="left"/>
       <w:pPr>
         <w:ind w:left="6480" w:hanging="360"/>
       </w:pPr>
+      <w:rPr>
+        <w:rFonts w:ascii="Wingdings" w:hAnsi="Wingdings" w:hint="default"/>
+      </w:rPr>
     </w:lvl>
   </w:abstractNum>
-  <w:abstractNum w:abstractNumId="2" w15:restartNumberingAfterBreak="0">
-    <w:nsid w:val="5E192B57"/>
+  <w:abstractNum w:abstractNumId="13" w15:restartNumberingAfterBreak="0">
+    <w:nsid w:val="5F895488"/>
     <w:multiLevelType w:val="hybridMultilevel"/>
-    <w:tmpl w:val="D7D6DB10"/>
-    <w:lvl w:ilvl="0" w:tplc="AD4EFDE0">
+    <w:tmpl w:val="420C4E98"/>
+    <w:lvl w:ilvl="0" w:tplc="DC681CFA">
       <w:start w:val="1"/>
       <w:numFmt w:val="bullet"/>
       <w:lvlText w:val="•"/>
       <w:lvlJc w:val="left"/>
       <w:pPr>
-        <w:ind w:left="720" w:hanging="360"/>
-      </w:pPr>
-    </w:lvl>
-    <w:lvl w:ilvl="1" w:tplc="2AF8C4EC">
-      <w:numFmt w:val="decimal"/>
-      <w:lvlText w:val=""/>
-      <w:lvlJc w:val="left"/>
-    </w:lvl>
-    <w:lvl w:ilvl="2" w:tplc="2D905EE2">
-      <w:numFmt w:val="decimal"/>
-      <w:lvlText w:val=""/>
-      <w:lvlJc w:val="left"/>
-    </w:lvl>
-    <w:lvl w:ilvl="3" w:tplc="9768192C">
-      <w:numFmt w:val="decimal"/>
-      <w:lvlText w:val=""/>
-      <w:lvlJc w:val="left"/>
-    </w:lvl>
-    <w:lvl w:ilvl="4" w:tplc="1FE6233C">
-      <w:numFmt w:val="decimal"/>
-      <w:lvlText w:val=""/>
-      <w:lvlJc w:val="left"/>
-    </w:lvl>
-    <w:lvl w:ilvl="5" w:tplc="33F8172C">
-      <w:numFmt w:val="decimal"/>
-      <w:lvlText w:val=""/>
-      <w:lvlJc w:val="left"/>
-    </w:lvl>
-    <w:lvl w:ilvl="6" w:tplc="5CD24952">
-      <w:numFmt w:val="decimal"/>
-      <w:lvlText w:val=""/>
-      <w:lvlJc w:val="left"/>
-    </w:lvl>
-    <w:lvl w:ilvl="7" w:tplc="5C6E5E7A">
-      <w:numFmt w:val="decimal"/>
-      <w:lvlText w:val=""/>
-      <w:lvlJc w:val="left"/>
-    </w:lvl>
-    <w:lvl w:ilvl="8" w:tplc="052E1A36">
-      <w:numFmt w:val="decimal"/>
-      <w:lvlText w:val=""/>
-      <w:lvlJc w:val="left"/>
+        <w:ind w:left="540" w:hanging="260"/>
+      </w:pPr>
+    </w:lvl>
+    <w:lvl w:ilvl="1" w:tplc="40090003" w:tentative="1">
+      <w:start w:val="1"/>
+      <w:numFmt w:val="bullet"/>
+      <w:lvlText w:val="o"/>
+      <w:lvlJc w:val="left"/>
+      <w:pPr>
+        <w:ind w:left="1440" w:hanging="360"/>
+      </w:pPr>
+      <w:rPr>
+        <w:rFonts w:ascii="Courier New" w:hAnsi="Courier New" w:cs="Courier New" w:hint="default"/>
+      </w:rPr>
+    </w:lvl>
+    <w:lvl w:ilvl="2" w:tplc="40090005" w:tentative="1">
+      <w:start w:val="1"/>
+      <w:numFmt w:val="bullet"/>
+      <w:lvlText w:val=""/>
+      <w:lvlJc w:val="left"/>
+      <w:pPr>
+        <w:ind w:left="2160" w:hanging="360"/>
+      </w:pPr>
+      <w:rPr>
+        <w:rFonts w:ascii="Wingdings" w:hAnsi="Wingdings" w:hint="default"/>
+      </w:rPr>
+    </w:lvl>
+    <w:lvl w:ilvl="3" w:tplc="40090001" w:tentative="1">
+      <w:start w:val="1"/>
+      <w:numFmt w:val="bullet"/>
+      <w:lvlText w:val=""/>
+      <w:lvlJc w:val="left"/>
+      <w:pPr>
+        <w:ind w:left="2880" w:hanging="360"/>
+      </w:pPr>
+      <w:rPr>
+        <w:rFonts w:ascii="Symbol" w:hAnsi="Symbol" w:hint="default"/>
+      </w:rPr>
+    </w:lvl>
+    <w:lvl w:ilvl="4" w:tplc="40090003" w:tentative="1">
+      <w:start w:val="1"/>
+      <w:numFmt w:val="bullet"/>
+      <w:lvlText w:val="o"/>
+      <w:lvlJc w:val="left"/>
+      <w:pPr>
+        <w:ind w:left="3600" w:hanging="360"/>
+      </w:pPr>
+      <w:rPr>
+        <w:rFonts w:ascii="Courier New" w:hAnsi="Courier New" w:cs="Courier New" w:hint="default"/>
+      </w:rPr>
+    </w:lvl>
+    <w:lvl w:ilvl="5" w:tplc="40090005" w:tentative="1">
+      <w:start w:val="1"/>
+      <w:numFmt w:val="bullet"/>
+      <w:lvlText w:val=""/>
+      <w:lvlJc w:val="left"/>
+      <w:pPr>
+        <w:ind w:left="4320" w:hanging="360"/>
+      </w:pPr>
+      <w:rPr>
+        <w:rFonts w:ascii="Wingdings" w:hAnsi="Wingdings" w:hint="default"/>
+      </w:rPr>
+    </w:lvl>
+    <w:lvl w:ilvl="6" w:tplc="40090001" w:tentative="1">
+      <w:start w:val="1"/>
+      <w:numFmt w:val="bullet"/>
+      <w:lvlText w:val=""/>
+      <w:lvlJc w:val="left"/>
+      <w:pPr>
+        <w:ind w:left="5040" w:hanging="360"/>
+      </w:pPr>
+      <w:rPr>
+        <w:rFonts w:ascii="Symbol" w:hAnsi="Symbol" w:hint="default"/>
+      </w:rPr>
+    </w:lvl>
+    <w:lvl w:ilvl="7" w:tplc="40090003" w:tentative="1">
+      <w:start w:val="1"/>
+      <w:numFmt w:val="bullet"/>
+      <w:lvlText w:val="o"/>
+      <w:lvlJc w:val="left"/>
+      <w:pPr>
+        <w:ind w:left="5760" w:hanging="360"/>
+      </w:pPr>
+      <w:rPr>
+        <w:rFonts w:ascii="Courier New" w:hAnsi="Courier New" w:cs="Courier New" w:hint="default"/>
+      </w:rPr>
+    </w:lvl>
+    <w:lvl w:ilvl="8" w:tplc="40090005" w:tentative="1">
+      <w:start w:val="1"/>
+      <w:numFmt w:val="bullet"/>
+      <w:lvlText w:val=""/>
+      <w:lvlJc w:val="left"/>
+      <w:pPr>
+        <w:ind w:left="6480" w:hanging="360"/>
+      </w:pPr>
+      <w:rPr>
+        <w:rFonts w:ascii="Wingdings" w:hAnsi="Wingdings" w:hint="default"/>
+      </w:rPr>
     </w:lvl>
   </w:abstractNum>
-  <w:abstractNum w:abstractNumId="3" w15:restartNumberingAfterBreak="0">
+  <w:abstractNum w:abstractNumId="14" w15:restartNumberingAfterBreak="0">
     <w:nsid w:val="63B8645E"/>
     <w:multiLevelType w:val="hybridMultilevel"/>
     <w:tmpl w:val="8356F8C8"/>
@@ -1303,26 +2774,476 @@
       <w:lvlJc w:val="left"/>
     </w:lvl>
   </w:abstractNum>
-  <w:num w:numId="1" w16cid:durableId="239682276">
-    <w:abstractNumId w:val="1"/>
+  <w:abstractNum w:abstractNumId="15" w15:restartNumberingAfterBreak="0">
+    <w:nsid w:val="64CE6E12"/>
+    <w:multiLevelType w:val="hybridMultilevel"/>
+    <w:tmpl w:val="01EAB766"/>
+    <w:lvl w:ilvl="0" w:tplc="DC681CFA">
+      <w:start w:val="1"/>
+      <w:numFmt w:val="bullet"/>
+      <w:lvlText w:val="•"/>
+      <w:lvlJc w:val="left"/>
+      <w:pPr>
+        <w:ind w:left="720" w:hanging="360"/>
+      </w:pPr>
+    </w:lvl>
+    <w:lvl w:ilvl="1" w:tplc="40090003" w:tentative="1">
+      <w:start w:val="1"/>
+      <w:numFmt w:val="bullet"/>
+      <w:lvlText w:val="o"/>
+      <w:lvlJc w:val="left"/>
+      <w:pPr>
+        <w:ind w:left="1440" w:hanging="360"/>
+      </w:pPr>
+      <w:rPr>
+        <w:rFonts w:ascii="Courier New" w:hAnsi="Courier New" w:cs="Courier New" w:hint="default"/>
+      </w:rPr>
+    </w:lvl>
+    <w:lvl w:ilvl="2" w:tplc="40090005" w:tentative="1">
+      <w:start w:val="1"/>
+      <w:numFmt w:val="bullet"/>
+      <w:lvlText w:val=""/>
+      <w:lvlJc w:val="left"/>
+      <w:pPr>
+        <w:ind w:left="2160" w:hanging="360"/>
+      </w:pPr>
+      <w:rPr>
+        <w:rFonts w:ascii="Wingdings" w:hAnsi="Wingdings" w:hint="default"/>
+      </w:rPr>
+    </w:lvl>
+    <w:lvl w:ilvl="3" w:tplc="40090001" w:tentative="1">
+      <w:start w:val="1"/>
+      <w:numFmt w:val="bullet"/>
+      <w:lvlText w:val=""/>
+      <w:lvlJc w:val="left"/>
+      <w:pPr>
+        <w:ind w:left="2880" w:hanging="360"/>
+      </w:pPr>
+      <w:rPr>
+        <w:rFonts w:ascii="Symbol" w:hAnsi="Symbol" w:hint="default"/>
+      </w:rPr>
+    </w:lvl>
+    <w:lvl w:ilvl="4" w:tplc="40090003" w:tentative="1">
+      <w:start w:val="1"/>
+      <w:numFmt w:val="bullet"/>
+      <w:lvlText w:val="o"/>
+      <w:lvlJc w:val="left"/>
+      <w:pPr>
+        <w:ind w:left="3600" w:hanging="360"/>
+      </w:pPr>
+      <w:rPr>
+        <w:rFonts w:ascii="Courier New" w:hAnsi="Courier New" w:cs="Courier New" w:hint="default"/>
+      </w:rPr>
+    </w:lvl>
+    <w:lvl w:ilvl="5" w:tplc="40090005" w:tentative="1">
+      <w:start w:val="1"/>
+      <w:numFmt w:val="bullet"/>
+      <w:lvlText w:val=""/>
+      <w:lvlJc w:val="left"/>
+      <w:pPr>
+        <w:ind w:left="4320" w:hanging="360"/>
+      </w:pPr>
+      <w:rPr>
+        <w:rFonts w:ascii="Wingdings" w:hAnsi="Wingdings" w:hint="default"/>
+      </w:rPr>
+    </w:lvl>
+    <w:lvl w:ilvl="6" w:tplc="40090001" w:tentative="1">
+      <w:start w:val="1"/>
+      <w:numFmt w:val="bullet"/>
+      <w:lvlText w:val=""/>
+      <w:lvlJc w:val="left"/>
+      <w:pPr>
+        <w:ind w:left="5040" w:hanging="360"/>
+      </w:pPr>
+      <w:rPr>
+        <w:rFonts w:ascii="Symbol" w:hAnsi="Symbol" w:hint="default"/>
+      </w:rPr>
+    </w:lvl>
+    <w:lvl w:ilvl="7" w:tplc="40090003" w:tentative="1">
+      <w:start w:val="1"/>
+      <w:numFmt w:val="bullet"/>
+      <w:lvlText w:val="o"/>
+      <w:lvlJc w:val="left"/>
+      <w:pPr>
+        <w:ind w:left="5760" w:hanging="360"/>
+      </w:pPr>
+      <w:rPr>
+        <w:rFonts w:ascii="Courier New" w:hAnsi="Courier New" w:cs="Courier New" w:hint="default"/>
+      </w:rPr>
+    </w:lvl>
+    <w:lvl w:ilvl="8" w:tplc="40090005" w:tentative="1">
+      <w:start w:val="1"/>
+      <w:numFmt w:val="bullet"/>
+      <w:lvlText w:val=""/>
+      <w:lvlJc w:val="left"/>
+      <w:pPr>
+        <w:ind w:left="6480" w:hanging="360"/>
+      </w:pPr>
+      <w:rPr>
+        <w:rFonts w:ascii="Wingdings" w:hAnsi="Wingdings" w:hint="default"/>
+      </w:rPr>
+    </w:lvl>
+  </w:abstractNum>
+  <w:abstractNum w:abstractNumId="16" w15:restartNumberingAfterBreak="0">
+    <w:nsid w:val="71563F00"/>
+    <w:multiLevelType w:val="multilevel"/>
+    <w:tmpl w:val="32987500"/>
+    <w:lvl w:ilvl="0">
+      <w:start w:val="1"/>
+      <w:numFmt w:val="bullet"/>
+      <w:lvlText w:val=""/>
+      <w:lvlJc w:val="left"/>
+      <w:pPr>
+        <w:tabs>
+          <w:tab w:val="num" w:pos="720"/>
+        </w:tabs>
+        <w:ind w:left="720" w:hanging="360"/>
+      </w:pPr>
+      <w:rPr>
+        <w:rFonts w:ascii="Symbol" w:hAnsi="Symbol" w:hint="default"/>
+        <w:sz w:val="20"/>
+      </w:rPr>
+    </w:lvl>
+    <w:lvl w:ilvl="1" w:tentative="1">
+      <w:start w:val="1"/>
+      <w:numFmt w:val="bullet"/>
+      <w:lvlText w:val="o"/>
+      <w:lvlJc w:val="left"/>
+      <w:pPr>
+        <w:tabs>
+          <w:tab w:val="num" w:pos="1440"/>
+        </w:tabs>
+        <w:ind w:left="1440" w:hanging="360"/>
+      </w:pPr>
+      <w:rPr>
+        <w:rFonts w:ascii="Courier New" w:hAnsi="Courier New" w:hint="default"/>
+        <w:sz w:val="20"/>
+      </w:rPr>
+    </w:lvl>
+    <w:lvl w:ilvl="2" w:tentative="1">
+      <w:start w:val="1"/>
+      <w:numFmt w:val="bullet"/>
+      <w:lvlText w:val=""/>
+      <w:lvlJc w:val="left"/>
+      <w:pPr>
+        <w:tabs>
+          <w:tab w:val="num" w:pos="2160"/>
+        </w:tabs>
+        <w:ind w:left="2160" w:hanging="360"/>
+      </w:pPr>
+      <w:rPr>
+        <w:rFonts w:ascii="Wingdings" w:hAnsi="Wingdings" w:hint="default"/>
+        <w:sz w:val="20"/>
+      </w:rPr>
+    </w:lvl>
+    <w:lvl w:ilvl="3" w:tentative="1">
+      <w:start w:val="1"/>
+      <w:numFmt w:val="bullet"/>
+      <w:lvlText w:val=""/>
+      <w:lvlJc w:val="left"/>
+      <w:pPr>
+        <w:tabs>
+          <w:tab w:val="num" w:pos="2880"/>
+        </w:tabs>
+        <w:ind w:left="2880" w:hanging="360"/>
+      </w:pPr>
+      <w:rPr>
+        <w:rFonts w:ascii="Wingdings" w:hAnsi="Wingdings" w:hint="default"/>
+        <w:sz w:val="20"/>
+      </w:rPr>
+    </w:lvl>
+    <w:lvl w:ilvl="4" w:tentative="1">
+      <w:start w:val="1"/>
+      <w:numFmt w:val="bullet"/>
+      <w:lvlText w:val=""/>
+      <w:lvlJc w:val="left"/>
+      <w:pPr>
+        <w:tabs>
+          <w:tab w:val="num" w:pos="3600"/>
+        </w:tabs>
+        <w:ind w:left="3600" w:hanging="360"/>
+      </w:pPr>
+      <w:rPr>
+        <w:rFonts w:ascii="Wingdings" w:hAnsi="Wingdings" w:hint="default"/>
+        <w:sz w:val="20"/>
+      </w:rPr>
+    </w:lvl>
+    <w:lvl w:ilvl="5" w:tentative="1">
+      <w:start w:val="1"/>
+      <w:numFmt w:val="bullet"/>
+      <w:lvlText w:val=""/>
+      <w:lvlJc w:val="left"/>
+      <w:pPr>
+        <w:tabs>
+          <w:tab w:val="num" w:pos="4320"/>
+        </w:tabs>
+        <w:ind w:left="4320" w:hanging="360"/>
+      </w:pPr>
+      <w:rPr>
+        <w:rFonts w:ascii="Wingdings" w:hAnsi="Wingdings" w:hint="default"/>
+        <w:sz w:val="20"/>
+      </w:rPr>
+    </w:lvl>
+    <w:lvl w:ilvl="6" w:tentative="1">
+      <w:start w:val="1"/>
+      <w:numFmt w:val="bullet"/>
+      <w:lvlText w:val=""/>
+      <w:lvlJc w:val="left"/>
+      <w:pPr>
+        <w:tabs>
+          <w:tab w:val="num" w:pos="5040"/>
+        </w:tabs>
+        <w:ind w:left="5040" w:hanging="360"/>
+      </w:pPr>
+      <w:rPr>
+        <w:rFonts w:ascii="Wingdings" w:hAnsi="Wingdings" w:hint="default"/>
+        <w:sz w:val="20"/>
+      </w:rPr>
+    </w:lvl>
+    <w:lvl w:ilvl="7" w:tentative="1">
+      <w:start w:val="1"/>
+      <w:numFmt w:val="bullet"/>
+      <w:lvlText w:val=""/>
+      <w:lvlJc w:val="left"/>
+      <w:pPr>
+        <w:tabs>
+          <w:tab w:val="num" w:pos="5760"/>
+        </w:tabs>
+        <w:ind w:left="5760" w:hanging="360"/>
+      </w:pPr>
+      <w:rPr>
+        <w:rFonts w:ascii="Wingdings" w:hAnsi="Wingdings" w:hint="default"/>
+        <w:sz w:val="20"/>
+      </w:rPr>
+    </w:lvl>
+    <w:lvl w:ilvl="8" w:tentative="1">
+      <w:start w:val="1"/>
+      <w:numFmt w:val="bullet"/>
+      <w:lvlText w:val=""/>
+      <w:lvlJc w:val="left"/>
+      <w:pPr>
+        <w:tabs>
+          <w:tab w:val="num" w:pos="6480"/>
+        </w:tabs>
+        <w:ind w:left="6480" w:hanging="360"/>
+      </w:pPr>
+      <w:rPr>
+        <w:rFonts w:ascii="Wingdings" w:hAnsi="Wingdings" w:hint="default"/>
+        <w:sz w:val="20"/>
+      </w:rPr>
+    </w:lvl>
+  </w:abstractNum>
+  <w:abstractNum w:abstractNumId="17" w15:restartNumberingAfterBreak="0">
+    <w:nsid w:val="79C66556"/>
+    <w:multiLevelType w:val="multilevel"/>
+    <w:tmpl w:val="32987500"/>
+    <w:lvl w:ilvl="0">
+      <w:start w:val="1"/>
+      <w:numFmt w:val="bullet"/>
+      <w:lvlText w:val=""/>
+      <w:lvlJc w:val="left"/>
+      <w:pPr>
+        <w:tabs>
+          <w:tab w:val="num" w:pos="720"/>
+        </w:tabs>
+        <w:ind w:left="720" w:hanging="360"/>
+      </w:pPr>
+      <w:rPr>
+        <w:rFonts w:ascii="Symbol" w:hAnsi="Symbol" w:hint="default"/>
+        <w:sz w:val="20"/>
+      </w:rPr>
+    </w:lvl>
+    <w:lvl w:ilvl="1" w:tentative="1">
+      <w:start w:val="1"/>
+      <w:numFmt w:val="bullet"/>
+      <w:lvlText w:val="o"/>
+      <w:lvlJc w:val="left"/>
+      <w:pPr>
+        <w:tabs>
+          <w:tab w:val="num" w:pos="1440"/>
+        </w:tabs>
+        <w:ind w:left="1440" w:hanging="360"/>
+      </w:pPr>
+      <w:rPr>
+        <w:rFonts w:ascii="Courier New" w:hAnsi="Courier New" w:hint="default"/>
+        <w:sz w:val="20"/>
+      </w:rPr>
+    </w:lvl>
+    <w:lvl w:ilvl="2" w:tentative="1">
+      <w:start w:val="1"/>
+      <w:numFmt w:val="bullet"/>
+      <w:lvlText w:val=""/>
+      <w:lvlJc w:val="left"/>
+      <w:pPr>
+        <w:tabs>
+          <w:tab w:val="num" w:pos="2160"/>
+        </w:tabs>
+        <w:ind w:left="2160" w:hanging="360"/>
+      </w:pPr>
+      <w:rPr>
+        <w:rFonts w:ascii="Wingdings" w:hAnsi="Wingdings" w:hint="default"/>
+        <w:sz w:val="20"/>
+      </w:rPr>
+    </w:lvl>
+    <w:lvl w:ilvl="3" w:tentative="1">
+      <w:start w:val="1"/>
+      <w:numFmt w:val="bullet"/>
+      <w:lvlText w:val=""/>
+      <w:lvlJc w:val="left"/>
+      <w:pPr>
+        <w:tabs>
+          <w:tab w:val="num" w:pos="2880"/>
+        </w:tabs>
+        <w:ind w:left="2880" w:hanging="360"/>
+      </w:pPr>
+      <w:rPr>
+        <w:rFonts w:ascii="Wingdings" w:hAnsi="Wingdings" w:hint="default"/>
+        <w:sz w:val="20"/>
+      </w:rPr>
+    </w:lvl>
+    <w:lvl w:ilvl="4" w:tentative="1">
+      <w:start w:val="1"/>
+      <w:numFmt w:val="bullet"/>
+      <w:lvlText w:val=""/>
+      <w:lvlJc w:val="left"/>
+      <w:pPr>
+        <w:tabs>
+          <w:tab w:val="num" w:pos="3600"/>
+        </w:tabs>
+        <w:ind w:left="3600" w:hanging="360"/>
+      </w:pPr>
+      <w:rPr>
+        <w:rFonts w:ascii="Wingdings" w:hAnsi="Wingdings" w:hint="default"/>
+        <w:sz w:val="20"/>
+      </w:rPr>
+    </w:lvl>
+    <w:lvl w:ilvl="5" w:tentative="1">
+      <w:start w:val="1"/>
+      <w:numFmt w:val="bullet"/>
+      <w:lvlText w:val=""/>
+      <w:lvlJc w:val="left"/>
+      <w:pPr>
+        <w:tabs>
+          <w:tab w:val="num" w:pos="4320"/>
+        </w:tabs>
+        <w:ind w:left="4320" w:hanging="360"/>
+      </w:pPr>
+      <w:rPr>
+        <w:rFonts w:ascii="Wingdings" w:hAnsi="Wingdings" w:hint="default"/>
+        <w:sz w:val="20"/>
+      </w:rPr>
+    </w:lvl>
+    <w:lvl w:ilvl="6" w:tentative="1">
+      <w:start w:val="1"/>
+      <w:numFmt w:val="bullet"/>
+      <w:lvlText w:val=""/>
+      <w:lvlJc w:val="left"/>
+      <w:pPr>
+        <w:tabs>
+          <w:tab w:val="num" w:pos="5040"/>
+        </w:tabs>
+        <w:ind w:left="5040" w:hanging="360"/>
+      </w:pPr>
+      <w:rPr>
+        <w:rFonts w:ascii="Wingdings" w:hAnsi="Wingdings" w:hint="default"/>
+        <w:sz w:val="20"/>
+      </w:rPr>
+    </w:lvl>
+    <w:lvl w:ilvl="7" w:tentative="1">
+      <w:start w:val="1"/>
+      <w:numFmt w:val="bullet"/>
+      <w:lvlText w:val=""/>
+      <w:lvlJc w:val="left"/>
+      <w:pPr>
+        <w:tabs>
+          <w:tab w:val="num" w:pos="5760"/>
+        </w:tabs>
+        <w:ind w:left="5760" w:hanging="360"/>
+      </w:pPr>
+      <w:rPr>
+        <w:rFonts w:ascii="Wingdings" w:hAnsi="Wingdings" w:hint="default"/>
+        <w:sz w:val="20"/>
+      </w:rPr>
+    </w:lvl>
+    <w:lvl w:ilvl="8" w:tentative="1">
+      <w:start w:val="1"/>
+      <w:numFmt w:val="bullet"/>
+      <w:lvlText w:val=""/>
+      <w:lvlJc w:val="left"/>
+      <w:pPr>
+        <w:tabs>
+          <w:tab w:val="num" w:pos="6480"/>
+        </w:tabs>
+        <w:ind w:left="6480" w:hanging="360"/>
+      </w:pPr>
+      <w:rPr>
+        <w:rFonts w:ascii="Wingdings" w:hAnsi="Wingdings" w:hint="default"/>
+        <w:sz w:val="20"/>
+      </w:rPr>
+    </w:lvl>
+  </w:abstractNum>
+  <w:num w:numId="1" w16cid:durableId="847674591">
+    <w:abstractNumId w:val="10"/>
     <w:lvlOverride w:ilvl="0">
       <w:startOverride w:val="1"/>
     </w:lvlOverride>
   </w:num>
-  <w:num w:numId="2" w16cid:durableId="111049302">
-    <w:abstractNumId w:val="2"/>
+  <w:num w:numId="2" w16cid:durableId="559831852">
+    <w:abstractNumId w:val="14"/>
     <w:lvlOverride w:ilvl="0">
       <w:startOverride w:val="1"/>
     </w:lvlOverride>
   </w:num>
-  <w:num w:numId="3" w16cid:durableId="314379368">
+  <w:num w:numId="3" w16cid:durableId="228612448">
+    <w:abstractNumId w:val="2"/>
+  </w:num>
+  <w:num w:numId="4" w16cid:durableId="1019084992">
+    <w:abstractNumId w:val="1"/>
+  </w:num>
+  <w:num w:numId="5" w16cid:durableId="516962384">
+    <w:abstractNumId w:val="14"/>
+  </w:num>
+  <w:num w:numId="6" w16cid:durableId="515920815">
+    <w:abstractNumId w:val="12"/>
+  </w:num>
+  <w:num w:numId="7" w16cid:durableId="1706709032">
+    <w:abstractNumId w:val="15"/>
+  </w:num>
+  <w:num w:numId="8" w16cid:durableId="645011106">
+    <w:abstractNumId w:val="6"/>
+  </w:num>
+  <w:num w:numId="9" w16cid:durableId="314379368">
+    <w:abstractNumId w:val="11"/>
+  </w:num>
+  <w:num w:numId="10" w16cid:durableId="2035618859">
+    <w:abstractNumId w:val="13"/>
+  </w:num>
+  <w:num w:numId="11" w16cid:durableId="271669981">
+    <w:abstractNumId w:val="3"/>
+  </w:num>
+  <w:num w:numId="12" w16cid:durableId="130028431">
+    <w:abstractNumId w:val="8"/>
+  </w:num>
+  <w:num w:numId="13" w16cid:durableId="1845431984">
+    <w:abstractNumId w:val="7"/>
+  </w:num>
+  <w:num w:numId="14" w16cid:durableId="655720141">
+    <w:abstractNumId w:val="9"/>
+  </w:num>
+  <w:num w:numId="15" w16cid:durableId="1888639721">
+    <w:abstractNumId w:val="16"/>
+  </w:num>
+  <w:num w:numId="16" w16cid:durableId="1687361302">
+    <w:abstractNumId w:val="5"/>
+  </w:num>
+  <w:num w:numId="17" w16cid:durableId="527453615">
+    <w:abstractNumId w:val="17"/>
+  </w:num>
+  <w:num w:numId="18" w16cid:durableId="1182352304">
     <w:abstractNumId w:val="0"/>
   </w:num>
-  <w:num w:numId="4" w16cid:durableId="559831852">
-    <w:abstractNumId w:val="3"/>
-    <w:lvlOverride w:ilvl="0">
-      <w:startOverride w:val="1"/>
-    </w:lvlOverride>
+  <w:num w:numId="19" w16cid:durableId="1746294390">
+    <w:abstractNumId w:val="4"/>
   </w:num>
 </w:numbering>
 </file>
@@ -1340,7 +3261,7 @@
     </w:rPrDefault>
     <w:pPrDefault>
       <w:pPr>
-        <w:spacing w:line="228" w:lineRule="auto"/>
+        <w:spacing w:line="235" w:lineRule="auto"/>
       </w:pPr>
     </w:pPrDefault>
   </w:docDefaults>
@@ -1935,6 +3856,19 @@
       <w:szCs w:val="20"/>
     </w:rPr>
   </w:style>
+  <w:style w:type="character" w:styleId="HTMLCode">
+    <w:name w:val="HTML Code"/>
+    <w:basedOn w:val="DefaultParagraphFont"/>
+    <w:uiPriority w:val="99"/>
+    <w:semiHidden/>
+    <w:unhideWhenUsed/>
+    <w:rsid w:val="00A7441D"/>
+    <w:rPr>
+      <w:rFonts w:ascii="Courier New" w:eastAsia="Times New Roman" w:hAnsi="Courier New" w:cs="Courier New"/>
+      <w:sz w:val="20"/>
+      <w:szCs w:val="20"/>
+    </w:rPr>
+  </w:style>
 </w:styles>
 </file>
 
